--- a/SPASAM-MSE-Preprint.docx
+++ b/SPASAM-MSE-Preprint.docx
@@ -751,19 +751,38 @@
       <w:r>
         <w:t>(</w:t>
       </w:r>
+      <w:proofErr w:type="spellStart"/>
+      <w:r>
+        <w:fldChar w:fldCharType="begin"/>
+      </w:r>
+      <w:r>
+        <w:instrText>HYPERLINK "https://onlinelibrary.wiley.com/doi/10.1111/j.1095-8649.2001.tb01382.x" \h</w:instrText>
+      </w:r>
+      <w:r>
+        <w:fldChar w:fldCharType="separate"/>
+      </w:r>
+      <w:r>
+        <w:rPr>
+          <w:color w:val="1155CC"/>
+          <w:u w:val="single"/>
+        </w:rPr>
+        <w:t>Smedbol</w:t>
+      </w:r>
+      <w:proofErr w:type="spellEnd"/>
+      <w:r>
+        <w:rPr>
+          <w:color w:val="1155CC"/>
+          <w:u w:val="single"/>
+        </w:rPr>
+        <w:t xml:space="preserve"> and Stephenson, 2001</w:t>
+      </w:r>
+      <w:r>
+        <w:fldChar w:fldCharType="end"/>
+      </w:r>
+      <w:r>
+        <w:t xml:space="preserve">; </w:t>
+      </w:r>
       <w:hyperlink r:id="rId9">
-        <w:r>
-          <w:rPr>
-            <w:color w:val="1155CC"/>
-            <w:u w:val="single"/>
-          </w:rPr>
-          <w:t>Smedbol and Stephenson, 2001</w:t>
-        </w:r>
-      </w:hyperlink>
-      <w:r>
-        <w:t xml:space="preserve">; </w:t>
-      </w:r>
-      <w:hyperlink r:id="rId10">
         <w:r>
           <w:rPr>
             <w:color w:val="1155CC"/>
@@ -781,7 +800,7 @@
       <w:r>
         <w:t xml:space="preserve"> nonlinear statistical models that estimate population trends and status by fitting observed data (</w:t>
       </w:r>
-      <w:hyperlink r:id="rId11">
+      <w:hyperlink r:id="rId10">
         <w:r>
           <w:rPr>
             <w:color w:val="1155CC"/>
@@ -808,7 +827,7 @@
       <w:r>
         <w:t xml:space="preserve"> (</w:t>
       </w:r>
-      <w:hyperlink r:id="rId12">
+      <w:hyperlink r:id="rId11">
         <w:r>
           <w:rPr>
             <w:color w:val="1155CC"/>
@@ -820,7 +839,7 @@
       <w:r>
         <w:t xml:space="preserve">; </w:t>
       </w:r>
-      <w:hyperlink r:id="rId13">
+      <w:hyperlink r:id="rId12">
         <w:r>
           <w:rPr>
             <w:color w:val="1155CC"/>
@@ -838,7 +857,7 @@
       <w:r>
         <w:t xml:space="preserve"> (</w:t>
       </w:r>
-      <w:hyperlink r:id="rId14" w:history="1">
+      <w:hyperlink r:id="rId13" w:history="1">
         <w:r>
           <w:rPr>
             <w:rStyle w:val="Hyperlink"/>
@@ -849,7 +868,7 @@
       <w:r>
         <w:t xml:space="preserve">; </w:t>
       </w:r>
-      <w:hyperlink r:id="rId15">
+      <w:hyperlink r:id="rId14">
         <w:r>
           <w:rPr>
             <w:color w:val="1155CC"/>
@@ -861,7 +880,7 @@
       <w:r>
         <w:t>). Although spatially explicit stock assessments are not always required to provide robust management advice (</w:t>
       </w:r>
-      <w:hyperlink r:id="rId16" w:history="1">
+      <w:hyperlink r:id="rId15" w:history="1">
         <w:r>
           <w:rPr>
             <w:rStyle w:val="Hyperlink"/>
@@ -872,7 +891,7 @@
       <w:r>
         <w:t xml:space="preserve">; </w:t>
       </w:r>
-      <w:hyperlink r:id="rId17" w:history="1">
+      <w:hyperlink r:id="rId16" w:history="1">
         <w:r>
           <w:rPr>
             <w:rStyle w:val="Hyperlink"/>
@@ -883,7 +902,7 @@
       <w:r>
         <w:t xml:space="preserve">; </w:t>
       </w:r>
-      <w:hyperlink r:id="rId18" w:history="1">
+      <w:hyperlink r:id="rId17" w:history="1">
         <w:r>
           <w:rPr>
             <w:rStyle w:val="Hyperlink"/>
@@ -894,7 +913,7 @@
       <w:r>
         <w:t>), determination of need is often case specific and requires thorough simulation testing (</w:t>
       </w:r>
-      <w:hyperlink r:id="rId19">
+      <w:hyperlink r:id="rId18">
         <w:r>
           <w:rPr>
             <w:color w:val="1155CC"/>
@@ -906,7 +925,7 @@
       <w:r>
         <w:t xml:space="preserve">; </w:t>
       </w:r>
-      <w:hyperlink r:id="rId20">
+      <w:hyperlink r:id="rId19">
         <w:r>
           <w:rPr>
             <w:color w:val="1155CC"/>
@@ -1016,7 +1035,7 @@
       <w:r>
         <w:t xml:space="preserve">; </w:t>
       </w:r>
-      <w:hyperlink r:id="rId21" w:history="1">
+      <w:hyperlink r:id="rId20" w:history="1">
         <w:r>
           <w:rPr>
             <w:rStyle w:val="Hyperlink"/>
@@ -1113,6 +1132,30 @@
       </w:r>
       <w:r>
         <w:t>, and fishery dynamics (</w:t>
+      </w:r>
+      <w:hyperlink r:id="rId21">
+        <w:r>
+          <w:rPr>
+            <w:color w:val="1155CC"/>
+            <w:u w:val="single"/>
+          </w:rPr>
+          <w:t>Punt et al., 2016</w:t>
+        </w:r>
+      </w:hyperlink>
+      <w:r>
+        <w:t xml:space="preserve">). Tradeoffs are explored within and across </w:t>
+      </w:r>
+      <w:r>
+        <w:t xml:space="preserve">management or uncertainty </w:t>
+      </w:r>
+      <w:r>
+        <w:t xml:space="preserve">scenarios </w:t>
+      </w:r>
+      <w:r>
+        <w:t>using</w:t>
+      </w:r>
+      <w:r>
+        <w:t xml:space="preserve"> performance metrics representing desired conservation and fishery outcomes (</w:t>
       </w:r>
       <w:hyperlink r:id="rId22">
         <w:r>
@@ -1124,30 +1167,6 @@
         </w:r>
       </w:hyperlink>
       <w:r>
-        <w:t xml:space="preserve">). Tradeoffs are explored within and across </w:t>
-      </w:r>
-      <w:r>
-        <w:t xml:space="preserve">management or uncertainty </w:t>
-      </w:r>
-      <w:r>
-        <w:t xml:space="preserve">scenarios </w:t>
-      </w:r>
-      <w:r>
-        <w:t>using</w:t>
-      </w:r>
-      <w:r>
-        <w:t xml:space="preserve"> performance metrics representing desired conservation and fishery outcomes (</w:t>
-      </w:r>
-      <w:hyperlink r:id="rId23">
-        <w:r>
-          <w:rPr>
-            <w:color w:val="1155CC"/>
-            <w:u w:val="single"/>
-          </w:rPr>
-          <w:t>Punt et al., 2016</w:t>
-        </w:r>
-      </w:hyperlink>
-      <w:r>
         <w:t xml:space="preserve">). </w:t>
       </w:r>
     </w:p>
@@ -1203,7 +1222,7 @@
       <w:r>
         <w:t xml:space="preserve"> implementation of spatial MSE tools is necessary to move the assessment discipline away from the de facto postulation that spatial structure is not an important driver of population dynamics, which is inherent in the unit population assumption of most stock assessment applications (</w:t>
       </w:r>
-      <w:hyperlink r:id="rId24" w:history="1">
+      <w:hyperlink r:id="rId23" w:history="1">
         <w:r>
           <w:rPr>
             <w:rStyle w:val="Hyperlink"/>
@@ -1277,7 +1296,7 @@
       <w:r>
         <w:t xml:space="preserve"> (</w:t>
       </w:r>
-      <w:hyperlink r:id="rId25">
+      <w:hyperlink r:id="rId24">
         <w:r>
           <w:rPr>
             <w:color w:val="1155CC"/>
@@ -1324,7 +1343,7 @@
       <w:r>
         <w:t xml:space="preserve"> (e.g., </w:t>
       </w:r>
-      <w:hyperlink r:id="rId26">
+      <w:hyperlink r:id="rId25">
         <w:r>
           <w:rPr>
             <w:color w:val="1155CC"/>
@@ -1336,7 +1355,7 @@
       <w:r>
         <w:t xml:space="preserve">; </w:t>
       </w:r>
-      <w:hyperlink r:id="rId27">
+      <w:hyperlink r:id="rId26">
         <w:r>
           <w:rPr>
             <w:color w:val="1155CC"/>
@@ -1348,7 +1367,7 @@
       <w:r>
         <w:t xml:space="preserve">; </w:t>
       </w:r>
-      <w:hyperlink r:id="rId28">
+      <w:hyperlink r:id="rId27">
         <w:r>
           <w:rPr>
             <w:color w:val="1155CC"/>
@@ -1360,7 +1379,7 @@
       <w:r>
         <w:t xml:space="preserve">; </w:t>
       </w:r>
-      <w:hyperlink r:id="rId29">
+      <w:hyperlink r:id="rId28">
         <w:r>
           <w:rPr>
             <w:color w:val="1155CC"/>
@@ -1372,7 +1391,7 @@
       <w:r>
         <w:t xml:space="preserve">; </w:t>
       </w:r>
-      <w:hyperlink r:id="rId30" w:history="1">
+      <w:hyperlink r:id="rId29" w:history="1">
         <w:r>
           <w:rPr>
             <w:rStyle w:val="Hyperlink"/>
@@ -1402,7 +1421,7 @@
       <w:r>
         <w:t xml:space="preserve"> (e.g., </w:t>
       </w:r>
-      <w:hyperlink r:id="rId31">
+      <w:hyperlink r:id="rId30">
         <w:r>
           <w:rPr>
             <w:color w:val="1155CC"/>
@@ -1414,7 +1433,7 @@
       <w:r>
         <w:t xml:space="preserve">; </w:t>
       </w:r>
-      <w:hyperlink r:id="rId32">
+      <w:hyperlink r:id="rId31">
         <w:r>
           <w:rPr>
             <w:color w:val="1155CC"/>
@@ -1426,7 +1445,7 @@
       <w:r>
         <w:t xml:space="preserve">; </w:t>
       </w:r>
-      <w:hyperlink r:id="rId33">
+      <w:hyperlink r:id="rId32">
         <w:r>
           <w:rPr>
             <w:color w:val="1155CC"/>
@@ -1465,7 +1484,7 @@
       <w:r>
         <w:t xml:space="preserve"> (e.g., </w:t>
       </w:r>
-      <w:hyperlink r:id="rId34">
+      <w:hyperlink r:id="rId33">
         <w:r>
           <w:rPr>
             <w:color w:val="1155CC"/>
@@ -1477,7 +1496,7 @@
       <w:r>
         <w:t>;</w:t>
       </w:r>
-      <w:hyperlink r:id="rId35">
+      <w:hyperlink r:id="rId34">
         <w:r>
           <w:rPr>
             <w:color w:val="1155CC"/>
@@ -1489,7 +1508,7 @@
       <w:r>
         <w:t xml:space="preserve">; </w:t>
       </w:r>
-      <w:hyperlink r:id="rId36">
+      <w:hyperlink r:id="rId35">
         <w:r>
           <w:rPr>
             <w:color w:val="1155CC"/>
@@ -1516,7 +1535,7 @@
       <w:r>
         <w:t>, which may be one reason that MSE tools sparingly explore the integration of spatial assessments (</w:t>
       </w:r>
-      <w:hyperlink r:id="rId37" w:history="1">
+      <w:hyperlink r:id="rId36" w:history="1">
         <w:r>
           <w:rPr>
             <w:rStyle w:val="Hyperlink"/>
@@ -1533,7 +1552,7 @@
       <w:r>
         <w:t xml:space="preserve">, </w:t>
       </w:r>
-      <w:hyperlink r:id="rId38" w:history="1">
+      <w:hyperlink r:id="rId37" w:history="1">
         <w:r>
           <w:rPr>
             <w:rStyle w:val="Hyperlink"/>
@@ -1589,7 +1608,7 @@
       <w:r>
         <w:t>wo region red snapper MSE tool (</w:t>
       </w:r>
-      <w:hyperlink r:id="rId39">
+      <w:hyperlink r:id="rId38">
         <w:r>
           <w:rPr>
             <w:color w:val="1155CC"/>
@@ -1601,7 +1620,7 @@
       <w:r>
         <w:t xml:space="preserve">; </w:t>
       </w:r>
-      <w:hyperlink r:id="rId40">
+      <w:hyperlink r:id="rId39">
         <w:r>
           <w:rPr>
             <w:color w:val="1155CC"/>
@@ -1619,7 +1638,7 @@
       <w:r>
         <w:t>gion Atlantic bluefin tuna MSE (</w:t>
       </w:r>
-      <w:hyperlink r:id="rId41">
+      <w:hyperlink r:id="rId40">
         <w:r>
           <w:rPr>
             <w:color w:val="1155CC"/>
@@ -1637,7 +1656,7 @@
       <w:r>
         <w:t>Alaska sablefish MSE R package (</w:t>
       </w:r>
-      <w:hyperlink r:id="rId42" w:history="1">
+      <w:hyperlink r:id="rId41" w:history="1">
         <w:r>
           <w:rPr>
             <w:rStyle w:val="Hyperlink"/>
@@ -1703,9 +1722,17 @@
         <w:t xml:space="preserve">al </w:t>
       </w:r>
       <w:r>
-        <w:t>MSE tools are available (e.g., openMSE [</w:t>
-      </w:r>
-      <w:hyperlink r:id="rId43">
+        <w:t xml:space="preserve">MSE tools are available (e.g., </w:t>
+      </w:r>
+      <w:proofErr w:type="spellStart"/>
+      <w:r>
+        <w:t>openMSE</w:t>
+      </w:r>
+      <w:proofErr w:type="spellEnd"/>
+      <w:r>
+        <w:t xml:space="preserve"> [</w:t>
+      </w:r>
+      <w:hyperlink r:id="rId42">
         <w:r>
           <w:rPr>
             <w:color w:val="1155CC"/>
@@ -1717,7 +1744,7 @@
       <w:r>
         <w:t>] and SSMSE [</w:t>
       </w:r>
-      <w:hyperlink r:id="rId44">
+      <w:hyperlink r:id="rId43">
         <w:r>
           <w:rPr>
             <w:color w:val="1155CC"/>
@@ -1729,7 +1756,7 @@
       <w:r>
         <w:t xml:space="preserve">; </w:t>
       </w:r>
-      <w:hyperlink r:id="rId45">
+      <w:hyperlink r:id="rId44">
         <w:r>
           <w:rPr>
             <w:color w:val="1155CC"/>
@@ -1745,9 +1772,17 @@
         <w:t xml:space="preserve">the </w:t>
       </w:r>
       <w:r>
-        <w:t>spatial capabilities are limited. For example, openMSE has a spatial version, but users are warned that implementing models with more than two regions may be difficult (</w:t>
-      </w:r>
-      <w:hyperlink r:id="rId46">
+        <w:t xml:space="preserve">spatial capabilities are limited. For example, </w:t>
+      </w:r>
+      <w:proofErr w:type="spellStart"/>
+      <w:r>
+        <w:t>openMSE</w:t>
+      </w:r>
+      <w:proofErr w:type="spellEnd"/>
+      <w:r>
+        <w:t xml:space="preserve"> has a spatial version, but users are warned that implementing models with more than two regions may be difficult (</w:t>
+      </w:r>
+      <w:hyperlink r:id="rId45">
         <w:r>
           <w:rPr>
             <w:color w:val="1155CC"/>
@@ -1759,7 +1794,7 @@
       <w:r>
         <w:t>). Similarly, SSMSE is limited by the structure of the SS3 assessment platform, which can only accommodate a population structure with spatial heterogeneity (</w:t>
       </w:r>
-      <w:hyperlink r:id="rId47">
+      <w:hyperlink r:id="rId46">
         <w:r>
           <w:rPr>
             <w:color w:val="1155CC"/>
@@ -1844,7 +1879,7 @@
       <w:r>
         <w:t xml:space="preserve">e.g., </w:t>
       </w:r>
-      <w:hyperlink r:id="rId48">
+      <w:hyperlink r:id="rId47">
         <w:r>
           <w:rPr>
             <w:color w:val="1155CC"/>
@@ -1856,7 +1891,7 @@
       <w:r>
         <w:t xml:space="preserve">, </w:t>
       </w:r>
-      <w:hyperlink r:id="rId49">
+      <w:hyperlink r:id="rId48">
         <w:r>
           <w:rPr>
             <w:color w:val="1155CC"/>
@@ -1868,7 +1903,7 @@
       <w:r>
         <w:t xml:space="preserve">; </w:t>
       </w:r>
-      <w:hyperlink r:id="rId50">
+      <w:hyperlink r:id="rId49">
         <w:r>
           <w:rPr>
             <w:color w:val="1155CC"/>
@@ -1880,7 +1915,7 @@
       <w:r>
         <w:t xml:space="preserve">, </w:t>
       </w:r>
-      <w:hyperlink r:id="rId51">
+      <w:hyperlink r:id="rId50">
         <w:r>
           <w:rPr>
             <w:color w:val="1155CC"/>
@@ -1892,7 +1927,7 @@
       <w:r>
         <w:t xml:space="preserve">; </w:t>
       </w:r>
-      <w:hyperlink r:id="rId52">
+      <w:hyperlink r:id="rId51">
         <w:r>
           <w:rPr>
             <w:color w:val="1155CC"/>
@@ -1904,7 +1939,7 @@
       <w:r>
         <w:t xml:space="preserve">, </w:t>
       </w:r>
-      <w:hyperlink r:id="rId53" w:history="1">
+      <w:hyperlink r:id="rId52" w:history="1">
         <w:r>
           <w:rPr>
             <w:rStyle w:val="Hyperlink"/>
@@ -2094,7 +2129,7 @@
         </w:rPr>
         <w:t>The SPASAM-MSE package, developed in R (</w:t>
       </w:r>
-      <w:hyperlink r:id="rId54" w:history="1">
+      <w:hyperlink r:id="rId53" w:history="1">
         <w:r>
           <w:rPr>
             <w:rStyle w:val="Hyperlink"/>
@@ -2160,7 +2195,7 @@
         </w:rPr>
         <w:t xml:space="preserve"> (</w:t>
       </w:r>
-      <w:hyperlink r:id="rId55" w:history="1">
+      <w:hyperlink r:id="rId54" w:history="1">
         <w:r>
           <w:rPr>
             <w:rStyle w:val="Hyperlink"/>
@@ -2495,7 +2530,7 @@
         </w:rPr>
         <w:t xml:space="preserve">where fleet is defined as a specific gear type in a specific region; </w:t>
       </w:r>
-      <w:hyperlink r:id="rId56" w:history="1">
+      <w:hyperlink r:id="rId55" w:history="1">
         <w:r>
           <w:rPr>
             <w:rStyle w:val="Hyperlink"/>
@@ -2509,7 +2544,7 @@
         </w:rPr>
         <w:t xml:space="preserve">; </w:t>
       </w:r>
-      <w:hyperlink r:id="rId57" w:history="1">
+      <w:hyperlink r:id="rId56" w:history="1">
         <w:r>
           <w:rPr>
             <w:rStyle w:val="Hyperlink"/>
@@ -2980,7 +3015,7 @@
       <w:r>
         <w:t xml:space="preserve">Woods Hole Assessment Model; </w:t>
       </w:r>
-      <w:hyperlink r:id="rId58" w:tgtFrame="_new" w:history="1">
+      <w:hyperlink r:id="rId57" w:tgtFrame="_new" w:history="1">
         <w:r>
           <w:rPr>
             <w:rStyle w:val="Hyperlink"/>
@@ -2991,7 +3026,7 @@
       <w:r>
         <w:t>), an age-structured state-space stock assessment platform, as the foundation for its modeling framework (</w:t>
       </w:r>
-      <w:hyperlink r:id="rId59" w:history="1">
+      <w:hyperlink r:id="rId58" w:history="1">
         <w:r>
           <w:rPr>
             <w:rStyle w:val="Hyperlink"/>
@@ -3002,7 +3037,7 @@
       <w:r>
         <w:t xml:space="preserve">; </w:t>
       </w:r>
-      <w:hyperlink r:id="rId60" w:history="1">
+      <w:hyperlink r:id="rId59" w:history="1">
         <w:r>
           <w:rPr>
             <w:rStyle w:val="Hyperlink"/>
@@ -3060,7 +3095,7 @@
       <w:r>
         <w:t xml:space="preserve">see </w:t>
       </w:r>
-      <w:hyperlink r:id="rId61" w:tgtFrame="_new" w:history="1">
+      <w:hyperlink r:id="rId60" w:tgtFrame="_new" w:history="1">
         <w:r>
           <w:rPr>
             <w:rStyle w:val="Hyperlink"/>
@@ -3329,7 +3364,7 @@
         </w:rPr>
         <w:t>(</w:t>
       </w:r>
-      <w:hyperlink r:id="rId62" w:history="1">
+      <w:hyperlink r:id="rId61" w:history="1">
         <w:r>
           <w:rPr>
             <w:rStyle w:val="Hyperlink"/>
@@ -3834,7 +3869,15 @@
         </w:rPr>
       </w:pPr>
       <w:r>
-        <w:t>The package accommodates a range of life-history traits by allowing users to specify either generic or custom biological parameters. Users can select from pre-specified short-, medium-, or long-lived life-history profiles available in the built-in library, which includes parameter sets for length-at-age (via von Bertalanffy growth functions), length–weight, and maturity-at-age relationships. These are automatically generated based on the selected life-history profile and the user-defined maximum age or</w:t>
+        <w:t xml:space="preserve">The package accommodates a range of life-history traits by allowing users to specify either generic or custom biological parameters. Users can select from pre-specified short-, medium-, or long-lived life-history profiles available in the built-in library, which includes parameter sets for length-at-age (via von </w:t>
+      </w:r>
+      <w:proofErr w:type="spellStart"/>
+      <w:r>
+        <w:t>Bertalanffy</w:t>
+      </w:r>
+      <w:proofErr w:type="spellEnd"/>
+      <w:r>
+        <w:t xml:space="preserve"> growth functions), length–weight, and maturity-at-age relationships. These are automatically generated based on the selected life-history profile and the user-defined maximum age or</w:t>
       </w:r>
       <w:r>
         <w:rPr>
@@ -3868,7 +3911,7 @@
       <w:r>
         <w:t>(</w:t>
       </w:r>
-      <w:hyperlink r:id="rId63" w:history="1">
+      <w:hyperlink r:id="rId62" w:history="1">
         <w:r>
           <w:rPr>
             <w:rStyle w:val="Hyperlink"/>
@@ -3935,7 +3978,7 @@
         </w:rPr>
         <w:t>(</w:t>
       </w:r>
-      <w:hyperlink r:id="rId64" w:history="1">
+      <w:hyperlink r:id="rId63" w:history="1">
         <w:r>
           <w:rPr>
             <w:rStyle w:val="Hyperlink"/>
@@ -3986,7 +4029,7 @@
         </w:rPr>
         <w:t xml:space="preserve">e.g., </w:t>
       </w:r>
-      <w:hyperlink r:id="rId65" w:history="1">
+      <w:hyperlink r:id="rId64" w:history="1">
         <w:r>
           <w:rPr>
             <w:rStyle w:val="Hyperlink"/>
@@ -3997,7 +4040,7 @@
       <w:r>
         <w:t xml:space="preserve">; </w:t>
       </w:r>
-      <w:hyperlink r:id="rId66" w:history="1">
+      <w:hyperlink r:id="rId65" w:history="1">
         <w:r>
           <w:rPr>
             <w:rStyle w:val="Hyperlink"/>
@@ -4506,7 +4549,7 @@
         </w:rPr>
         <w:t>(</w:t>
       </w:r>
-      <w:hyperlink r:id="rId67" w:history="1">
+      <w:hyperlink r:id="rId66" w:history="1">
         <w:r>
           <w:rPr>
             <w:rStyle w:val="Hyperlink"/>
@@ -4524,7 +4567,7 @@
         </w:rPr>
         <w:t xml:space="preserve">; </w:t>
       </w:r>
-      <w:hyperlink r:id="rId68" w:history="1">
+      <w:hyperlink r:id="rId67" w:history="1">
         <w:r>
           <w:rPr>
             <w:rStyle w:val="Hyperlink"/>
@@ -4545,7 +4588,7 @@
       <w:r>
         <w:t xml:space="preserve"> </w:t>
       </w:r>
-      <w:hyperlink r:id="rId69" w:history="1">
+      <w:hyperlink r:id="rId68" w:history="1">
         <w:r>
           <w:rPr>
             <w:rStyle w:val="Hyperlink"/>
@@ -4588,13 +4631,23 @@
         </w:rPr>
         <w:t xml:space="preserve">Environmental covariates are also supported in the OM, consistent with WHAM, including their process error structure, observation error, and parameters that govern mechanistic linkages to biological processes (e.g., recruitment, natural mortality, survey catchability, and movement). These linkages can be modeled using linear or nonlinear relationships (e.g., polynomial) and may include temporal lags. Multiple environmental covariates can act simultaneously on different processes within and across populations and regions, providing flexibility to explore complex, biologically realistic scenarios. The environmental process itself can be configured as a state-space model (with both process and observation error). Users may either generate pseudo time series by specifying mean values and error magnitudes (with random draws governed by the seed) or provide observed environmental time series directly. </w:t>
       </w:r>
-      <w:r>
-        <w:rPr>
-          <w:rFonts w:eastAsia="Times New Roman"/>
-          <w:color w:val="000000"/>
-          <w:lang w:eastAsia="zh-CN"/>
-        </w:rPr>
-        <w:t>Nonstationarity and nonlinearity in biological processes, including movement, can be achieved by linking process rates to external environmental covariates (or pseudo-covariates) through linear or nonlinear relationships, allowing external forcing to drive long-term changes in population dynamics.</w:t>
+      <w:proofErr w:type="spellStart"/>
+      <w:r>
+        <w:rPr>
+          <w:rFonts w:eastAsia="Times New Roman"/>
+          <w:color w:val="000000"/>
+          <w:lang w:eastAsia="zh-CN"/>
+        </w:rPr>
+        <w:t>Nonstationarity</w:t>
+      </w:r>
+      <w:proofErr w:type="spellEnd"/>
+      <w:r>
+        <w:rPr>
+          <w:rFonts w:eastAsia="Times New Roman"/>
+          <w:color w:val="000000"/>
+          <w:lang w:eastAsia="zh-CN"/>
+        </w:rPr>
+        <w:t xml:space="preserve"> and nonlinearity in biological processes, including movement, can be achieved by linking process rates to external environmental covariates (or pseudo-covariates) through linear or nonlinear relationships, allowing external forcing to drive long-term changes in population dynamics.</w:t>
       </w:r>
       <w:r>
         <w:rPr>
@@ -5333,6 +5386,7 @@
         </w:rPr>
         <w:t>), Spatially Disaggregated (</w:t>
       </w:r>
+      <w:proofErr w:type="spellStart"/>
       <w:r>
         <w:rPr>
           <w:rFonts w:eastAsia="Times New Roman"/>
@@ -5342,6 +5396,7 @@
         </w:rPr>
         <w:t>SpD</w:t>
       </w:r>
+      <w:proofErr w:type="spellEnd"/>
       <w:r>
         <w:rPr>
           <w:rFonts w:eastAsia="Times New Roman"/>
@@ -5520,7 +5575,7 @@
         </w:rPr>
         <w:t>(</w:t>
       </w:r>
-      <w:hyperlink r:id="rId70" w:history="1">
+      <w:hyperlink r:id="rId69" w:history="1">
         <w:r>
           <w:rPr>
             <w:rStyle w:val="Hyperlink"/>
@@ -5542,7 +5597,7 @@
         </w:rPr>
         <w:t xml:space="preserve">; </w:t>
       </w:r>
-      <w:hyperlink r:id="rId71" w:history="1">
+      <w:hyperlink r:id="rId70" w:history="1">
         <w:r>
           <w:rPr>
             <w:rStyle w:val="Hyperlink"/>
@@ -6820,14 +6875,32 @@
       <w:r>
         <w:t>, or a constant catch can be input (</w:t>
       </w:r>
-      <w:hyperlink r:id="rId72" w:history="1">
-        <w:r>
-          <w:rPr>
-            <w:rStyle w:val="Hyperlink"/>
-          </w:rPr>
-          <w:t>Deroba and Bence, 2008</w:t>
-        </w:r>
-      </w:hyperlink>
+      <w:proofErr w:type="spellStart"/>
+      <w:r>
+        <w:fldChar w:fldCharType="begin"/>
+      </w:r>
+      <w:r>
+        <w:instrText>HYPERLINK "https://doi.org/10.1016/j.fishres.2008.01.003"</w:instrText>
+      </w:r>
+      <w:r>
+        <w:fldChar w:fldCharType="separate"/>
+      </w:r>
+      <w:r>
+        <w:rPr>
+          <w:rStyle w:val="Hyperlink"/>
+        </w:rPr>
+        <w:t>Deroba</w:t>
+      </w:r>
+      <w:proofErr w:type="spellEnd"/>
+      <w:r>
+        <w:rPr>
+          <w:rStyle w:val="Hyperlink"/>
+        </w:rPr>
+        <w:t xml:space="preserve"> and Bence, 2008</w:t>
+      </w:r>
+      <w:r>
+        <w:fldChar w:fldCharType="end"/>
+      </w:r>
       <w:r>
         <w:rPr>
           <w:color w:val="000000"/>
@@ -7001,6 +7074,7 @@
         </w:rPr>
         <w:t xml:space="preserve"> thresholds (</w:t>
       </w:r>
+      <w:proofErr w:type="spellStart"/>
       <w:r>
         <w:rPr>
           <w:i/>
@@ -7018,6 +7092,7 @@
         </w:rPr>
         <w:t>Thresh_up</w:t>
       </w:r>
+      <w:proofErr w:type="spellEnd"/>
       <w:r>
         <w:rPr>
           <w:color w:val="000000"/>
@@ -7031,6 +7106,7 @@
         </w:rPr>
         <w:t xml:space="preserve">and </w:t>
       </w:r>
+      <w:proofErr w:type="spellStart"/>
       <w:r>
         <w:rPr>
           <w:i/>
@@ -7048,6 +7124,7 @@
         </w:rPr>
         <w:t>Thresh_low</w:t>
       </w:r>
+      <w:proofErr w:type="spellEnd"/>
       <w:r>
         <w:rPr>
           <w:color w:val="000000"/>
@@ -7132,6 +7209,7 @@
         </w:rPr>
         <w:t xml:space="preserve">≥ </w:t>
       </w:r>
+      <w:proofErr w:type="spellStart"/>
       <w:r>
         <w:rPr>
           <w:i/>
@@ -7149,6 +7227,7 @@
         </w:rPr>
         <w:t>Thresh_up</w:t>
       </w:r>
+      <w:proofErr w:type="spellEnd"/>
       <w:r>
         <w:rPr>
           <w:color w:val="000000"/>
@@ -7221,6 +7300,7 @@
         </w:rPr>
         <w:t xml:space="preserve">≤ </w:t>
       </w:r>
+      <w:proofErr w:type="spellStart"/>
       <w:r>
         <w:rPr>
           <w:i/>
@@ -7248,6 +7328,7 @@
         </w:rPr>
         <w:t>low</w:t>
       </w:r>
+      <w:proofErr w:type="spellEnd"/>
       <w:r>
         <w:rPr>
           <w:color w:val="000000"/>
@@ -7466,12 +7547,14 @@
       <w:r>
         <w:t xml:space="preserve">, </w:t>
       </w:r>
+      <w:proofErr w:type="spellStart"/>
       <w:r>
         <w:rPr>
           <w:iCs/>
         </w:rPr>
         <w:t>SpD</w:t>
       </w:r>
+      <w:proofErr w:type="spellEnd"/>
       <w:r>
         <w:t xml:space="preserve">, and </w:t>
       </w:r>
@@ -7591,7 +7674,7 @@
         </w:rPr>
         <w:t>(</w:t>
       </w:r>
-      <w:hyperlink r:id="rId73" w:history="1">
+      <w:hyperlink r:id="rId71" w:history="1">
         <w:r>
           <w:rPr>
             <w:rStyle w:val="Hyperlink"/>
@@ -7617,7 +7700,7 @@
         </w:rPr>
         <w:t xml:space="preserve">; </w:t>
       </w:r>
-      <w:hyperlink r:id="rId74" w:history="1">
+      <w:hyperlink r:id="rId72" w:history="1">
         <w:r>
           <w:rPr>
             <w:rStyle w:val="Hyperlink"/>
@@ -8467,7 +8550,7 @@
         </w:rPr>
         <w:t xml:space="preserve">see </w:t>
       </w:r>
-      <w:hyperlink r:id="rId75" w:history="1">
+      <w:hyperlink r:id="rId73" w:history="1">
         <w:r>
           <w:rPr>
             <w:rStyle w:val="Hyperlink"/>
@@ -10064,7 +10147,15 @@
         <w:t xml:space="preserve"> (Figure 6 and Figure S3)</w:t>
       </w:r>
       <w:r>
-        <w:t xml:space="preserve">. The SpD model appeared to offer an intermediate management strategy, balancing catch and SSB </w:t>
+        <w:t xml:space="preserve">. The </w:t>
+      </w:r>
+      <w:proofErr w:type="spellStart"/>
+      <w:r>
+        <w:t>SpD</w:t>
+      </w:r>
+      <w:proofErr w:type="spellEnd"/>
+      <w:r>
+        <w:t xml:space="preserve"> model appeared to offer an intermediate management strategy, balancing catch and SSB </w:t>
       </w:r>
       <w:r>
         <w:t xml:space="preserve">(Figure 6 and Figure S3) </w:t>
@@ -10425,7 +10516,7 @@
       <w:r>
         <w:t xml:space="preserve"> management procedure (</w:t>
       </w:r>
-      <w:hyperlink r:id="rId76" w:history="1">
+      <w:hyperlink r:id="rId74" w:history="1">
         <w:r>
           <w:rPr>
             <w:rStyle w:val="Hyperlink"/>
@@ -10542,7 +10633,7 @@
       <w:r>
         <w:t>(</w:t>
       </w:r>
-      <w:hyperlink r:id="rId77" w:history="1">
+      <w:hyperlink r:id="rId75" w:history="1">
         <w:r>
           <w:rPr>
             <w:rStyle w:val="Hyperlink"/>
@@ -10658,7 +10749,7 @@
         </w:rPr>
         <w:t>(</w:t>
       </w:r>
-      <w:hyperlink r:id="rId78" w:history="1">
+      <w:hyperlink r:id="rId76" w:history="1">
         <w:r>
           <w:rPr>
             <w:rStyle w:val="Hyperlink"/>
@@ -10706,7 +10797,7 @@
       <w:r>
         <w:t xml:space="preserve"> WHAM, is the current lack of support for tagging data, which are critical not only for estimating movement parameters but also for informing natural mortality rates (e.g., </w:t>
       </w:r>
-      <w:hyperlink r:id="rId79" w:history="1">
+      <w:hyperlink r:id="rId77" w:history="1">
         <w:r>
           <w:rPr>
             <w:rStyle w:val="Hyperlink"/>
@@ -10805,7 +10896,7 @@
       <w:r>
         <w:t>WHAM (</w:t>
       </w:r>
-      <w:hyperlink r:id="rId80" w:history="1">
+      <w:hyperlink r:id="rId78" w:history="1">
         <w:r>
           <w:rPr>
             <w:rStyle w:val="Hyperlink"/>
@@ -10929,7 +11020,15 @@
     </w:p>
     <w:p>
       <w:r>
-        <w:t>An additional structural limitation arises from the Eulerian (block-transfer) formulation used to represent movement in SPASAM-MSE and WHAM, rather than a Lagrangian or individual-based modelling approach. In the current framework, individuals instantaneously adopt the biological characteristics of the region they enter, such that sub-population traits and environmental history are not retained following movement. As a result, some aspects of meta-population structure associated with life-history differentiation may not be fully captured, although this limitation is reduced under natal-homing configurations, which preserve population-specific spawning dynamics by returning individuals to their natal regions. Nevertheless, particle-based approaches that explicitly preserve individual histories and traits remain computationally prohibitive for closed-loop spatial MSE applications.</w:t>
+        <w:t xml:space="preserve">An additional structural limitation arises from the Eulerian (block-transfer) formulation used to represent movement in SPASAM-MSE and WHAM, rather than a </w:t>
+      </w:r>
+      <w:proofErr w:type="spellStart"/>
+      <w:r>
+        <w:t>Lagrangian</w:t>
+      </w:r>
+      <w:proofErr w:type="spellEnd"/>
+      <w:r>
+        <w:t xml:space="preserve"> or individual-based modelling approach. In the current framework, individuals instantaneously adopt the biological characteristics of the region they enter, such that sub-population traits and environmental history are not retained following movement. As a result, some aspects of meta-population structure associated with life-history differentiation may not be fully captured, although this limitation is reduced under natal-homing configurations, which preserve population-specific spawning dynamics by returning individuals to their natal regions. Nevertheless, particle-based approaches that explicitly preserve individual histories and traits remain computationally prohibitive for closed-loop spatial MSE applications.</w:t>
       </w:r>
     </w:p>
     <w:p>
@@ -10985,7 +11084,15 @@
         <w:t xml:space="preserve"> NOAA</w:t>
       </w:r>
       <w:r>
-        <w:t xml:space="preserve"> internal reviewers, the Associate Editor, and anonymous reviewers for their constructive feedback. Funding was provided by NOAA Fisheries through the Northeast, Northwest, and Alaska Fisheries Science Centers. We are also grateful to Grumpy’s Pub in Falmouth, MA, for providing a convivial atmosphere that fostered stimulating discussions and ultimately improved this research. </w:t>
+        <w:t xml:space="preserve"> internal reviewers, the Associate Editor, and anonymous reviewers for their constructive feedback. Funding was provided by NOAA Fisheries through the Northeast, Northwest, and Alaska Fisheries Science Centers. We are also grateful to </w:t>
+      </w:r>
+      <w:proofErr w:type="spellStart"/>
+      <w:r>
+        <w:t>Grumpy’s</w:t>
+      </w:r>
+      <w:proofErr w:type="spellEnd"/>
+      <w:r>
+        <w:t xml:space="preserve"> Pub in Falmouth, MA, for providing a convivial atmosphere that fostered stimulating discussions and ultimately improved this research. </w:t>
       </w:r>
       <w:r>
         <w:t>We particularly thank Stacey Hansen for her support of Chengxue Li’s work at Saltwater Inc.</w:t>
@@ -11035,8 +11142,13 @@
       <w:pPr>
         <w:pStyle w:val="Heading1"/>
       </w:pPr>
-      <w:r>
-        <w:t>CRediT authorship contribution statement</w:t>
+      <w:proofErr w:type="spellStart"/>
+      <w:r>
+        <w:t>CRediT</w:t>
+      </w:r>
+      <w:proofErr w:type="spellEnd"/>
+      <w:r>
+        <w:t xml:space="preserve"> authorship contribution statement</w:t>
       </w:r>
     </w:p>
     <w:p>
@@ -11091,8 +11203,19 @@
           <w:bCs/>
           <w:lang w:eastAsia="zh-CN"/>
         </w:rPr>
-        <w:t>Jonathan J. Deroba</w:t>
-      </w:r>
+        <w:t xml:space="preserve">Jonathan J. </w:t>
+      </w:r>
+      <w:proofErr w:type="spellStart"/>
+      <w:r>
+        <w:rPr>
+          <w:rFonts w:eastAsia="Times New Roman"/>
+          <w:b/>
+          <w:bCs/>
+          <w:lang w:eastAsia="zh-CN"/>
+        </w:rPr>
+        <w:t>Deroba</w:t>
+      </w:r>
+      <w:proofErr w:type="spellEnd"/>
       <w:r>
         <w:rPr>
           <w:rFonts w:eastAsia="Times New Roman"/>
@@ -11472,9 +11595,9 @@
     </w:p>
     <w:p>
       <w:r>
-        <w:t xml:space="preserve">The data underlying this article are available on GitHub at: </w:t>
-      </w:r>
-      <w:hyperlink r:id="rId81" w:history="1">
+        <w:t xml:space="preserve">The source code and example materials underlying this article are available on GitHub at: </w:t>
+      </w:r>
+      <w:hyperlink r:id="rId79" w:tgtFrame="_new" w:history="1">
         <w:r>
           <w:rPr>
             <w:rStyle w:val="Hyperlink"/>
@@ -11482,6 +11605,28 @@
           <w:t>https://github.com/lichengxue/SPASAM-MSE-Method-Paper</w:t>
         </w:r>
       </w:hyperlink>
+      <w:r>
+        <w:t xml:space="preserve"> and are permanently archived on </w:t>
+      </w:r>
+      <w:proofErr w:type="spellStart"/>
+      <w:r>
+        <w:t>Zenodo</w:t>
+      </w:r>
+      <w:proofErr w:type="spellEnd"/>
+      <w:r>
+        <w:t xml:space="preserve"> at </w:t>
+      </w:r>
+      <w:hyperlink r:id="rId80" w:tgtFrame="_new" w:history="1">
+        <w:r>
+          <w:rPr>
+            <w:rStyle w:val="Hyperlink"/>
+          </w:rPr>
+          <w:t>https://doi.org/10.5281/zenodo.18672709</w:t>
+        </w:r>
+      </w:hyperlink>
+      <w:r>
+        <w:t>.</w:t>
+      </w:r>
     </w:p>
     <w:p>
       <w:pPr>
@@ -11493,9 +11638,17 @@
     </w:p>
     <w:p>
       <w:r>
-        <w:t xml:space="preserve">Babcock, E.A., and MacCall, A.D. 2011. How useful is the ratio of fish density outside versus inside no-take marine reserves as a metric for fishery management control rules? Can. J. Fish. Aquat. Sci. 68: 343–359. </w:t>
-      </w:r>
-      <w:hyperlink r:id="rId82" w:history="1">
+        <w:t xml:space="preserve">Babcock, E.A., and MacCall, A.D. 2011. How useful is the ratio of fish density outside versus inside no-take marine reserves as a metric for fishery management control rules? Can. J. Fish. </w:t>
+      </w:r>
+      <w:proofErr w:type="spellStart"/>
+      <w:r>
+        <w:t>Aquat</w:t>
+      </w:r>
+      <w:proofErr w:type="spellEnd"/>
+      <w:r>
+        <w:t xml:space="preserve">. Sci. 68: 343–359. </w:t>
+      </w:r>
+      <w:hyperlink r:id="rId81" w:history="1">
         <w:r>
           <w:rPr>
             <w:rStyle w:val="Hyperlink"/>
@@ -11508,7 +11661,7 @@
       <w:r>
         <w:t xml:space="preserve">Benson, A.J., Cox, S.P., and Cleary, J.S. 2015. Evaluating the conservation risks of aggregate harvest management in a spatially structured herring fishery. Fish. Res. 167: 101–113. </w:t>
       </w:r>
-      <w:hyperlink r:id="rId83" w:tgtFrame="_new" w:history="1">
+      <w:hyperlink r:id="rId82" w:tgtFrame="_new" w:history="1">
         <w:r>
           <w:rPr>
             <w:rStyle w:val="Hyperlink"/>
@@ -11524,7 +11677,7 @@
       <w:r>
         <w:t xml:space="preserve">Berger, A.M., Barceló, C., Goethel, D.R., Hoyle, S.D., Lynch, P.D., McKenzie, J., Dunn, A., Punt, A.E., Methot, R.D., Hampton, J., and Porch, C.E. 2024. Synthesizing the spatial functionality of contemporary stock assessment software to identify future needs for next generation assessment platforms. Fish. Res. 275: 107008. </w:t>
       </w:r>
-      <w:hyperlink r:id="rId84" w:tgtFrame="_blank" w:tooltip="Persistent link using digital object identifier" w:history="1">
+      <w:hyperlink r:id="rId83" w:tgtFrame="_blank" w:tooltip="Persistent link using digital object identifier" w:history="1">
         <w:r>
           <w:rPr>
             <w:rStyle w:val="anchor-text"/>
@@ -11556,7 +11709,7 @@
       <w:r>
         <w:t xml:space="preserve"> </w:t>
       </w:r>
-      <w:hyperlink r:id="rId85" w:history="1">
+      <w:hyperlink r:id="rId84" w:history="1">
         <w:r>
           <w:rPr>
             <w:rStyle w:val="Hyperlink"/>
@@ -11570,9 +11723,25 @@
         <w:spacing w:before="100" w:beforeAutospacing="1" w:after="100" w:afterAutospacing="1" w:line="240" w:lineRule="auto"/>
       </w:pPr>
       <w:r>
-        <w:t xml:space="preserve">Berger, A.M., Goethel, D.R., Lynch, P.D., Quinn, T., Mormede, S., McKenzie, J., and Dunn, A. 2017. Space oddity: the mission for spatial integration. Can. J. Fish. Aquat. Sci. 74: 1698–1716. </w:t>
-      </w:r>
-      <w:hyperlink r:id="rId86" w:history="1">
+        <w:t xml:space="preserve">Berger, A.M., Goethel, D.R., Lynch, P.D., Quinn, T., </w:t>
+      </w:r>
+      <w:proofErr w:type="spellStart"/>
+      <w:r>
+        <w:t>Mormede</w:t>
+      </w:r>
+      <w:proofErr w:type="spellEnd"/>
+      <w:r>
+        <w:t xml:space="preserve">, S., McKenzie, J., and Dunn, A. 2017. Space oddity: the mission for spatial integration. Can. J. Fish. </w:t>
+      </w:r>
+      <w:proofErr w:type="spellStart"/>
+      <w:r>
+        <w:t>Aquat</w:t>
+      </w:r>
+      <w:proofErr w:type="spellEnd"/>
+      <w:r>
+        <w:t xml:space="preserve">. Sci. 74: 1698–1716. </w:t>
+      </w:r>
+      <w:hyperlink r:id="rId85" w:history="1">
         <w:r>
           <w:rPr>
             <w:rStyle w:val="Hyperlink"/>
@@ -11586,9 +11755,17 @@
         <w:pStyle w:val="NormalWeb"/>
       </w:pPr>
       <w:r>
-        <w:t xml:space="preserve">Bosley, K.M., Goethel, D.R., Berger, A.M., Deroba, J.J., Fenske, K.H., Hanselman, D.H., Langseth, B.J., and Schueller, A.M. 2019. Overcoming challenges of harvest quota allocation in spatially structured populations. Fish. Res. 220: 105344. </w:t>
-      </w:r>
-      <w:hyperlink r:id="rId87" w:history="1">
+        <w:t xml:space="preserve">Bosley, K.M., Goethel, D.R., Berger, A.M., </w:t>
+      </w:r>
+      <w:proofErr w:type="spellStart"/>
+      <w:r>
+        <w:t>Deroba</w:t>
+      </w:r>
+      <w:proofErr w:type="spellEnd"/>
+      <w:r>
+        <w:t xml:space="preserve">, J.J., Fenske, K.H., Hanselman, D.H., Langseth, B.J., and Schueller, A.M. 2019. Overcoming challenges of harvest quota allocation in spatially structured populations. Fish. Res. 220: 105344. </w:t>
+      </w:r>
+      <w:hyperlink r:id="rId86" w:history="1">
         <w:r>
           <w:rPr>
             <w:rStyle w:val="Hyperlink"/>
@@ -11604,7 +11781,7 @@
       <w:r>
         <w:t xml:space="preserve">Cadrin, S.X., Goethel, D.R., Berger, A., and Jardim, E. 2023. Best practices for defining spatial boundaries and spatial structure in stock assessment. Fish. Res. 262: 106650. </w:t>
       </w:r>
-      <w:hyperlink r:id="rId88" w:tgtFrame="_blank" w:tooltip="Persistent link using digital object identifier" w:history="1">
+      <w:hyperlink r:id="rId87" w:tgtFrame="_blank" w:tooltip="Persistent link using digital object identifier" w:history="1">
         <w:r>
           <w:rPr>
             <w:rStyle w:val="anchor-text"/>
@@ -11620,9 +11797,17 @@
         <w:pStyle w:val="NormalWeb"/>
       </w:pPr>
       <w:r>
-        <w:t xml:space="preserve">Carruthers, T.R., Hordyk, A.R., and Price, S. 2018. The Data-Limited Methods Toolkit (DLMtool): an R package for informing management of data-limited populations. Methods Ecol. Evol. 9: 2383–2387. </w:t>
-      </w:r>
-      <w:hyperlink r:id="rId89" w:history="1">
+        <w:t>Carruthers, T.R., Hordyk, A.R., and Price, S. 2018. The Data-Limited Methods Toolkit (</w:t>
+      </w:r>
+      <w:proofErr w:type="spellStart"/>
+      <w:r>
+        <w:t>DLMtool</w:t>
+      </w:r>
+      <w:proofErr w:type="spellEnd"/>
+      <w:r>
+        <w:t xml:space="preserve">): an R package for informing management of data-limited populations. Methods Ecol. Evol. 9: 2383–2387. </w:t>
+      </w:r>
+      <w:hyperlink r:id="rId88" w:history="1">
         <w:r>
           <w:rPr>
             <w:rStyle w:val="Hyperlink"/>
@@ -11638,7 +11823,7 @@
       <w:r>
         <w:t xml:space="preserve">Correa, G.M., Monnahan, C.C., Sullivan, J.Y., Thorson, J.T., and Punt, A.E. 2023. Modelling time-varying growth in state-space stock assessments. ICES J. Mar. Sci. 80: 2036–2049. </w:t>
       </w:r>
-      <w:hyperlink r:id="rId90" w:history="1">
+      <w:hyperlink r:id="rId89" w:history="1">
         <w:r>
           <w:rPr>
             <w:color w:val="0000FF"/>
@@ -11657,7 +11842,7 @@
         <w:lastRenderedPageBreak/>
         <w:t xml:space="preserve">Cox, S.P., and Kronlund, A.R. 2008. Practical stakeholder-driven harvest policies for groundfish fisheries in British Columbia, Canada. Fish. Res. 94: 224–237. </w:t>
       </w:r>
-      <w:hyperlink r:id="rId91" w:history="1">
+      <w:hyperlink r:id="rId90" w:history="1">
         <w:r>
           <w:rPr>
             <w:rStyle w:val="Hyperlink"/>
@@ -11677,9 +11862,17 @@
         </w:rPr>
       </w:pPr>
       <w:r>
-        <w:t xml:space="preserve">Cunningham, C.J., Anderson, C.M., Wang, J.Y.L., Link, M., and Hilborn, R. 2019. A management strategy evaluation of the commercial sockeye salmon fishery in Bristol Bay, Alaska. Can. J. Fish. Aquat. Sci. 76: 1669–1683. </w:t>
-      </w:r>
-      <w:hyperlink r:id="rId92" w:history="1">
+        <w:t xml:space="preserve">Cunningham, C.J., Anderson, C.M., Wang, J.Y.L., Link, M., and Hilborn, R. 2019. A management strategy evaluation of the commercial sockeye salmon fishery in Bristol Bay, Alaska. Can. J. Fish. </w:t>
+      </w:r>
+      <w:proofErr w:type="spellStart"/>
+      <w:r>
+        <w:t>Aquat</w:t>
+      </w:r>
+      <w:proofErr w:type="spellEnd"/>
+      <w:r>
+        <w:t xml:space="preserve">. Sci. 76: 1669–1683. </w:t>
+      </w:r>
+      <w:hyperlink r:id="rId91" w:history="1">
         <w:r>
           <w:rPr>
             <w:rStyle w:val="Hyperlink"/>
@@ -11711,7 +11904,21 @@
         <w:rPr>
           <w:color w:val="000000"/>
         </w:rPr>
-        <w:t xml:space="preserve">Davies, N., Bouyé, F., &amp; Hampton, J. (2025). Developments in the MULTIFAN-CL software 2024–25. </w:t>
+        <w:t xml:space="preserve">Davies, N., </w:t>
+      </w:r>
+      <w:proofErr w:type="spellStart"/>
+      <w:r>
+        <w:rPr>
+          <w:color w:val="000000"/>
+        </w:rPr>
+        <w:t>Bouyé</w:t>
+      </w:r>
+      <w:proofErr w:type="spellEnd"/>
+      <w:r>
+        <w:rPr>
+          <w:color w:val="000000"/>
+        </w:rPr>
+        <w:t xml:space="preserve">, F., &amp; Hampton, J. (2025). Developments in the MULTIFAN-CL software 2024–25. </w:t>
       </w:r>
       <w:r>
         <w:rPr>
@@ -11732,10 +11939,15 @@
       <w:pPr>
         <w:pStyle w:val="NormalWeb"/>
       </w:pPr>
-      <w:r>
-        <w:t xml:space="preserve">Deroba, J.J., and Bence, J.R. 2008. A review of harvest policies: understanding relative performance of control rules. Fish. Res. 94: 210–223. </w:t>
-      </w:r>
-      <w:hyperlink r:id="rId93" w:history="1">
+      <w:proofErr w:type="spellStart"/>
+      <w:r>
+        <w:t>Deroba</w:t>
+      </w:r>
+      <w:proofErr w:type="spellEnd"/>
+      <w:r>
+        <w:t xml:space="preserve">, J.J., and Bence, J.R. 2008. A review of harvest policies: understanding relative performance of control rules. Fish. Res. 94: 210–223. </w:t>
+      </w:r>
+      <w:hyperlink r:id="rId92" w:history="1">
         <w:r>
           <w:rPr>
             <w:rStyle w:val="Hyperlink"/>
@@ -11749,9 +11961,33 @@
         <w:pStyle w:val="NormalWeb"/>
       </w:pPr>
       <w:r>
-        <w:t xml:space="preserve">Doering, K.L., Vaughan, N.R., Walter, J.F., Methot, R.D., Sagarese, S.R., Smith, M., Farmer, N.A., Calay, S., Cummings, N.J., Johnson, K.F., and Marshall, K. 2023. SSMSE: an R package for Management Strategy Evaluation with Stock Synthesis operating models. J. Open Source Softw. 8: 4937. </w:t>
-      </w:r>
-      <w:hyperlink r:id="rId94" w:history="1">
+        <w:t xml:space="preserve">Doering, K.L., Vaughan, N.R., Walter, J.F., Methot, R.D., </w:t>
+      </w:r>
+      <w:proofErr w:type="spellStart"/>
+      <w:r>
+        <w:t>Sagarese</w:t>
+      </w:r>
+      <w:proofErr w:type="spellEnd"/>
+      <w:r>
+        <w:t xml:space="preserve">, S.R., Smith, M., Farmer, N.A., </w:t>
+      </w:r>
+      <w:proofErr w:type="spellStart"/>
+      <w:r>
+        <w:t>Calay</w:t>
+      </w:r>
+      <w:proofErr w:type="spellEnd"/>
+      <w:r>
+        <w:t xml:space="preserve">, S., Cummings, N.J., Johnson, K.F., and Marshall, K. 2023. SSMSE: an R package for Management Strategy Evaluation with Stock Synthesis operating models. J. Open Source </w:t>
+      </w:r>
+      <w:proofErr w:type="spellStart"/>
+      <w:r>
+        <w:t>Softw</w:t>
+      </w:r>
+      <w:proofErr w:type="spellEnd"/>
+      <w:r>
+        <w:t xml:space="preserve">. 8: 4937. </w:t>
+      </w:r>
+      <w:hyperlink r:id="rId93" w:history="1">
         <w:r>
           <w:rPr>
             <w:rStyle w:val="Hyperlink"/>
@@ -11767,7 +12003,7 @@
       <w:r>
         <w:t xml:space="preserve">Goethel, D.R., Quinn, T.J., and Cadrin, S.X. 2011. Incorporating spatial structure in stock assessment: movement modeling in marine fish population dynamics. Rev. Fish. Sci. 19: 119–136. </w:t>
       </w:r>
-      <w:hyperlink r:id="rId95" w:history="1">
+      <w:hyperlink r:id="rId94" w:history="1">
         <w:r>
           <w:rPr>
             <w:rStyle w:val="Hyperlink"/>
@@ -11781,9 +12017,17 @@
         <w:pStyle w:val="NormalWeb"/>
       </w:pPr>
       <w:r>
-        <w:t xml:space="preserve">Goethel, D.R., Bosley, K.M., Hanselman, D.H., Berger, A.M., Deroba, J.J., Langseth, B.J., and Schueller, A.M. 2019. Exploring the utility of different tag-recovery experimental designs for use in spatially explicit, tag-integrated stock assessment models. Fish. Res. 219: 105320. </w:t>
-      </w:r>
-      <w:hyperlink r:id="rId96" w:tgtFrame="_blank" w:tooltip="Persistent link using digital object identifier" w:history="1">
+        <w:t xml:space="preserve">Goethel, D.R., Bosley, K.M., Hanselman, D.H., Berger, A.M., </w:t>
+      </w:r>
+      <w:proofErr w:type="spellStart"/>
+      <w:r>
+        <w:t>Deroba</w:t>
+      </w:r>
+      <w:proofErr w:type="spellEnd"/>
+      <w:r>
+        <w:t xml:space="preserve">, J.J., Langseth, B.J., and Schueller, A.M. 2019. Exploring the utility of different tag-recovery experimental designs for use in spatially explicit, tag-integrated stock assessment models. Fish. Res. 219: 105320. </w:t>
+      </w:r>
+      <w:hyperlink r:id="rId95" w:tgtFrame="_blank" w:tooltip="Persistent link using digital object identifier" w:history="1">
         <w:r>
           <w:rPr>
             <w:rStyle w:val="anchor-text"/>
@@ -11799,9 +12043,25 @@
         <w:pStyle w:val="NormalWeb"/>
       </w:pPr>
       <w:r>
-        <w:t xml:space="preserve">Goethel, D.R., Bosley, K.M., Langseth, B.J., Deroba, J.J., Berger, A.M., Hanselman, D.H., and Schueller, A.M. 2021. Where do you think you’re going? Accounting for ontogenetic and climate-induced movement in spatially stratified integrated population assessment models. Fish Fish. 22: 141–160. </w:t>
-      </w:r>
-      <w:hyperlink r:id="rId97" w:history="1">
+        <w:t xml:space="preserve">Goethel, D.R., Bosley, K.M., Langseth, B.J., </w:t>
+      </w:r>
+      <w:proofErr w:type="spellStart"/>
+      <w:r>
+        <w:t>Deroba</w:t>
+      </w:r>
+      <w:proofErr w:type="spellEnd"/>
+      <w:r>
+        <w:t xml:space="preserve">, J.J., Berger, A.M., Hanselman, D.H., and Schueller, A.M. 2021. Where do you think you’re going? Accounting for ontogenetic and climate-induced movement in spatially stratified integrated population assessment models. Fish </w:t>
+      </w:r>
+      <w:proofErr w:type="spellStart"/>
+      <w:r>
+        <w:t>Fish</w:t>
+      </w:r>
+      <w:proofErr w:type="spellEnd"/>
+      <w:r>
+        <w:t xml:space="preserve">. 22: 141–160. </w:t>
+      </w:r>
+      <w:hyperlink r:id="rId96" w:history="1">
         <w:r>
           <w:rPr>
             <w:rStyle w:val="Hyperlink"/>
@@ -11817,7 +12077,7 @@
       <w:r>
         <w:t xml:space="preserve">Goethel, D.R., Berger, A.M., and Cadrin, S.X. 2023a. Spatial awareness: good practices and pragmatic recommendations for developing spatially structured stock assessments. Fish. Res. 264: 106703. </w:t>
       </w:r>
-      <w:hyperlink r:id="rId98" w:tgtFrame="_blank" w:tooltip="Persistent link using digital object identifier" w:history="1">
+      <w:hyperlink r:id="rId97" w:tgtFrame="_blank" w:tooltip="Persistent link using digital object identifier" w:history="1">
         <w:r>
           <w:rPr>
             <w:rStyle w:val="anchor-text"/>
@@ -11833,9 +12093,17 @@
         <w:pStyle w:val="NormalWeb"/>
       </w:pPr>
       <w:r>
-        <w:t xml:space="preserve">Goethel, D.R., Omori, K.L., Punt, A.E., Lynch, P.D., Berger, A.M., de Moor, C.L., Plagányi, É.E., Cope, J.M., Dowling, N.A., McGarvey, R., and Preece, A.L. 2023b. Oceans of plenty? Challenges, advancements, and future directions for the provision of evidence-based fisheries management advice. Rev. Fish Biol. Fish. 33: 375–410. </w:t>
-      </w:r>
-      <w:hyperlink r:id="rId99" w:history="1">
+        <w:t xml:space="preserve">Goethel, D.R., Omori, K.L., Punt, A.E., Lynch, P.D., Berger, A.M., de Moor, C.L., </w:t>
+      </w:r>
+      <w:proofErr w:type="spellStart"/>
+      <w:r>
+        <w:t>Plagányi</w:t>
+      </w:r>
+      <w:proofErr w:type="spellEnd"/>
+      <w:r>
+        <w:t xml:space="preserve">, É.E., Cope, J.M., Dowling, N.A., McGarvey, R., and Preece, A.L. 2023b. Oceans of plenty? Challenges, advancements, and future directions for the provision of evidence-based fisheries management advice. Rev. Fish Biol. Fish. 33: 375–410. </w:t>
+      </w:r>
+      <w:hyperlink r:id="rId98" w:history="1">
         <w:r>
           <w:rPr>
             <w:rStyle w:val="Hyperlink"/>
@@ -11847,9 +12115,17 @@
     <w:p>
       <w:r>
         <w:lastRenderedPageBreak/>
-        <w:t xml:space="preserve">Goethel, D.R., Berger, A.M., Hoyle, S.D., et al. 2024. Drivin’ with your eyes closed: results from an international, blinded simulation experiment to evaluate spatial stock assessments. Fish Fish. 25: faf12819. </w:t>
-      </w:r>
-      <w:hyperlink r:id="rId100" w:history="1">
+        <w:t xml:space="preserve">Goethel, D.R., Berger, A.M., Hoyle, S.D., et al. 2024. Drivin’ with your eyes closed: results from an international, blinded simulation experiment to evaluate spatial stock assessments. Fish </w:t>
+      </w:r>
+      <w:proofErr w:type="spellStart"/>
+      <w:r>
+        <w:t>Fish</w:t>
+      </w:r>
+      <w:proofErr w:type="spellEnd"/>
+      <w:r>
+        <w:t xml:space="preserve">. 25: faf12819. </w:t>
+      </w:r>
+      <w:hyperlink r:id="rId99" w:history="1">
         <w:r>
           <w:rPr>
             <w:rStyle w:val="Hyperlink"/>
@@ -11862,10 +12138,23 @@
       <w:pPr>
         <w:pStyle w:val="NormalWeb"/>
       </w:pPr>
-      <w:r>
-        <w:t xml:space="preserve">Grüss, A., Harford, W.J., Schirripa, M.J., Velez, L., Sagarese, S.R., Shin, Y.J., and Verley, P. 2016. Management strategy evaluation using the individual-based, multispecies modeling approach OSMOSE. Ecol. Model. 340: 86–105. </w:t>
-      </w:r>
-      <w:hyperlink r:id="rId101" w:history="1">
+      <w:proofErr w:type="spellStart"/>
+      <w:r>
+        <w:t>Grüss</w:t>
+      </w:r>
+      <w:proofErr w:type="spellEnd"/>
+      <w:r>
+        <w:t xml:space="preserve">, A., Harford, W.J., Schirripa, M.J., Velez, L., </w:t>
+      </w:r>
+      <w:proofErr w:type="spellStart"/>
+      <w:r>
+        <w:t>Sagarese</w:t>
+      </w:r>
+      <w:proofErr w:type="spellEnd"/>
+      <w:r>
+        <w:t xml:space="preserve">, S.R., Shin, Y.J., and Verley, P. 2016. Management strategy evaluation using the individual-based, multispecies modeling approach OSMOSE. Ecol. Model. 340: 86–105. </w:t>
+      </w:r>
+      <w:hyperlink r:id="rId100" w:history="1">
         <w:r>
           <w:rPr>
             <w:rStyle w:val="Hyperlink"/>
@@ -11878,16 +12167,47 @@
       <w:pPr>
         <w:pStyle w:val="NormalWeb"/>
       </w:pPr>
-      <w:r>
-        <w:t>Grüss, A., Pinkerton, M.H., Mormede, S., and Devine, J.A. 2024. Evaluating the impacts of the Ross Sea region marine protected area for Antarctic toothfish (</w:t>
-      </w:r>
+      <w:proofErr w:type="spellStart"/>
+      <w:r>
+        <w:t>Grüss</w:t>
+      </w:r>
+      <w:proofErr w:type="spellEnd"/>
+      <w:r>
+        <w:t xml:space="preserve">, A., Pinkerton, M.H., </w:t>
+      </w:r>
+      <w:proofErr w:type="spellStart"/>
+      <w:r>
+        <w:t>Mormede</w:t>
+      </w:r>
+      <w:proofErr w:type="spellEnd"/>
+      <w:r>
+        <w:t>, S., and Devine, J.A. 2024. Evaluating the impacts of the Ross Sea region marine protected area for Antarctic toothfish (</w:t>
+      </w:r>
+      <w:proofErr w:type="spellStart"/>
       <w:r>
         <w:rPr>
           <w:i/>
           <w:iCs/>
         </w:rPr>
-        <w:t>Dissostichus mawsoni</w:t>
-      </w:r>
+        <w:t>Dissostichus</w:t>
+      </w:r>
+      <w:proofErr w:type="spellEnd"/>
+      <w:r>
+        <w:rPr>
+          <w:i/>
+          <w:iCs/>
+        </w:rPr>
+        <w:t xml:space="preserve"> </w:t>
+      </w:r>
+      <w:proofErr w:type="spellStart"/>
+      <w:r>
+        <w:rPr>
+          <w:i/>
+          <w:iCs/>
+        </w:rPr>
+        <w:t>mawsoni</w:t>
+      </w:r>
+      <w:proofErr w:type="spellEnd"/>
       <w:r>
         <w:t>) with a spatially explicit population model. Ocean Coastal Manag. 249: 106991. https://doi.org/10.1016/j.ocecoaman.2023.106991</w:t>
       </w:r>
@@ -11899,7 +12219,7 @@
       <w:r>
         <w:t xml:space="preserve">Jacobsen, N.S., Marshall, K.N., Berger, A.M., Grandin, C.J., and Taylor, I.G. 2021. Management strategy evaluation of Pacific hake: exploring the robustness of the current harvest policy to spatial stock structure, shifts in fishery selectivity, and climate-driven distribution shifts. U.S. Dep. Commer., NOAA Tech. Memo. NMFS-NWFSC-168. Available from </w:t>
       </w:r>
-      <w:hyperlink r:id="rId102" w:history="1">
+      <w:hyperlink r:id="rId101" w:history="1">
         <w:r>
           <w:rPr>
             <w:rStyle w:val="Hyperlink"/>
@@ -11915,7 +12235,7 @@
       <w:r>
         <w:t xml:space="preserve">Jacobsen, N.S., Marshall, K.N., Berger, A.M., Grandin, C., and Taylor, I.G. 2022. Climate-mediated stock redistribution causes increased risk and challenges for fisheries management. ICES J. Mar. Sci. 79: 1120–1132. </w:t>
       </w:r>
-      <w:hyperlink r:id="rId103" w:history="1">
+      <w:hyperlink r:id="rId102" w:history="1">
         <w:r>
           <w:rPr>
             <w:rStyle w:val="Hyperlink"/>
@@ -11929,9 +12249,25 @@
         <w:pStyle w:val="NormalWeb"/>
       </w:pPr>
       <w:r>
-        <w:t xml:space="preserve">Kapur, M.S., Haltuch, M.A., Connors, B., Berger, A., Holt, K., Marshall, K., and Punt, A.E. 2024. Range-wide contrast in management outcomes for transboundary Northeast Pacific sablefish. Can. J. Fish. Aquat. Sci. 81: 810–827. </w:t>
-      </w:r>
-      <w:hyperlink r:id="rId104" w:history="1">
+        <w:t xml:space="preserve">Kapur, M.S., </w:t>
+      </w:r>
+      <w:proofErr w:type="spellStart"/>
+      <w:r>
+        <w:t>Haltuch</w:t>
+      </w:r>
+      <w:proofErr w:type="spellEnd"/>
+      <w:r>
+        <w:t xml:space="preserve">, M.A., Connors, B., Berger, A., Holt, K., Marshall, K., and Punt, A.E. 2024. Range-wide contrast in management outcomes for transboundary Northeast Pacific sablefish. Can. J. Fish. </w:t>
+      </w:r>
+      <w:proofErr w:type="spellStart"/>
+      <w:r>
+        <w:t>Aquat</w:t>
+      </w:r>
+      <w:proofErr w:type="spellEnd"/>
+      <w:r>
+        <w:t xml:space="preserve">. Sci. 81: 810–827. </w:t>
+      </w:r>
+      <w:hyperlink r:id="rId103" w:history="1">
         <w:r>
           <w:rPr>
             <w:rStyle w:val="Hyperlink"/>
@@ -11953,7 +12289,7 @@
       <w:r>
         <w:t xml:space="preserve">Kerr, L.A., Hintzen, N.T., Cadrin, S.X., Clausen, L.W., Dickey-Collas, M., Goethel, D.R., Hatfield, E.M.C., et al. 2017. Lessons learned from practical approaches to reconcile mismatches between biological population structure and stock units of marine fish. ICES J. Mar. Sci. 74: 1708–1722. </w:t>
       </w:r>
-      <w:hyperlink r:id="rId105" w:history="1">
+      <w:hyperlink r:id="rId104" w:history="1">
         <w:r>
           <w:rPr>
             <w:rStyle w:val="Hyperlink"/>
@@ -11967,9 +12303,17 @@
         <w:pStyle w:val="NormalWeb"/>
       </w:pPr>
       <w:r>
-        <w:t xml:space="preserve">Kvamsdal, S.F., Eide, A., Ekerhovd, N.A., Enberg, K., Gudmundsdottir, A., Hoel, A.H., Mills, K.E., Mueter, F.J., Ravn-Jonsen, L., Sandal, L.K., and Stiansen, J.E. 2016. Harvest control rules in modern fisheries management. Elem. Sci. Anth. 4: 000114. </w:t>
-      </w:r>
-      <w:hyperlink r:id="rId106" w:history="1">
+        <w:t xml:space="preserve">Kvamsdal, S.F., Eide, A., Ekerhovd, N.A., Enberg, K., Gudmundsdottir, A., Hoel, A.H., Mills, K.E., </w:t>
+      </w:r>
+      <w:proofErr w:type="spellStart"/>
+      <w:r>
+        <w:t>Mueter</w:t>
+      </w:r>
+      <w:proofErr w:type="spellEnd"/>
+      <w:r>
+        <w:t xml:space="preserve">, F.J., Ravn-Jonsen, L., Sandal, L.K., and Stiansen, J.E. 2016. Harvest control rules in modern fisheries management. Elem. Sci. Anth. 4: 000114. </w:t>
+      </w:r>
+      <w:hyperlink r:id="rId105" w:history="1">
         <w:r>
           <w:rPr>
             <w:rStyle w:val="Hyperlink"/>
@@ -11983,9 +12327,17 @@
         <w:pStyle w:val="NormalWeb"/>
       </w:pPr>
       <w:r>
-        <w:t xml:space="preserve">Hilborn, R. 2012. The evolution of quantitative marine fisheries management 1985–2010. Nat. Resour. Model. 25: 122–144. </w:t>
-      </w:r>
-      <w:hyperlink r:id="rId107" w:history="1">
+        <w:t xml:space="preserve">Hilborn, R. 2012. The evolution of quantitative marine fisheries management 1985–2010. Nat. </w:t>
+      </w:r>
+      <w:proofErr w:type="spellStart"/>
+      <w:r>
+        <w:t>Resour</w:t>
+      </w:r>
+      <w:proofErr w:type="spellEnd"/>
+      <w:r>
+        <w:t xml:space="preserve">. Model. 25: 122–144. </w:t>
+      </w:r>
+      <w:hyperlink r:id="rId106" w:history="1">
         <w:r>
           <w:rPr>
             <w:rStyle w:val="Hyperlink"/>
@@ -11999,9 +12351,17 @@
         <w:pStyle w:val="NormalWeb"/>
       </w:pPr>
       <w:r>
-        <w:t xml:space="preserve">Li, Y., Bence, J.R., and Brenden, T.O. 2018. Can spawning origin information of catch or a recruitment penalty improve assessment and fishery management performance for a spatially structured stock assessment model? Can. J. Fish. Aquat. Sci. 75: 2136–2148. </w:t>
-      </w:r>
-      <w:hyperlink r:id="rId108" w:history="1">
+        <w:t xml:space="preserve">Li, Y., Bence, J.R., and Brenden, T.O. 2018. Can spawning origin information of catch or a recruitment penalty improve assessment and fishery management performance for a spatially structured stock assessment model? Can. J. Fish. </w:t>
+      </w:r>
+      <w:proofErr w:type="spellStart"/>
+      <w:r>
+        <w:t>Aquat</w:t>
+      </w:r>
+      <w:proofErr w:type="spellEnd"/>
+      <w:r>
+        <w:t xml:space="preserve">. Sci. 75: 2136–2148. </w:t>
+      </w:r>
+      <w:hyperlink r:id="rId107" w:history="1">
         <w:r>
           <w:rPr>
             <w:rStyle w:val="Hyperlink"/>
@@ -12016,10 +12376,26 @@
       </w:pPr>
       <w:r>
         <w:lastRenderedPageBreak/>
-        <w:t xml:space="preserve">Li, C., Deroba, J.J., Berger, A.M., Goethel, D.R., Langseth, B.J., Schueller, A.M., and Miller, T.J. 2025. Random effects on numbers-at-age transitions implicitly account for movement dynamics and improve stock assessment and management. </w:t>
-      </w:r>
-      <w:r>
-        <w:t xml:space="preserve">Can. J. Fish. Aquat. Sci. </w:t>
+        <w:t xml:space="preserve">Li, C., </w:t>
+      </w:r>
+      <w:proofErr w:type="spellStart"/>
+      <w:r>
+        <w:t>Deroba</w:t>
+      </w:r>
+      <w:proofErr w:type="spellEnd"/>
+      <w:r>
+        <w:t xml:space="preserve">, J.J., Berger, A.M., Goethel, D.R., Langseth, B.J., Schueller, A.M., and Miller, T.J. 2025. Random effects on numbers-at-age transitions implicitly account for movement dynamics and improve stock assessment and management. </w:t>
+      </w:r>
+      <w:r>
+        <w:t xml:space="preserve">Can. J. Fish. </w:t>
+      </w:r>
+      <w:proofErr w:type="spellStart"/>
+      <w:r>
+        <w:t>Aquat</w:t>
+      </w:r>
+      <w:proofErr w:type="spellEnd"/>
+      <w:r>
+        <w:t xml:space="preserve">. Sci. </w:t>
       </w:r>
       <w:r>
         <w:br/>
@@ -12042,7 +12418,15 @@
         </w:rPr>
       </w:pPr>
       <w:r>
-        <w:t xml:space="preserve">Miller, T.J., Curti, K.L., and Hansell, A.C. 2025. Space for WHAM: a multi-region, multi-stock generalization of the Woods Hole Assessment Model with an application to black sea bass. Can. J. Fish. Aquat. Sci. </w:t>
+        <w:t xml:space="preserve">Miller, T.J., Curti, K.L., and Hansell, A.C. 2025. Space for WHAM: a multi-region, multi-stock generalization of the Woods Hole Assessment Model with an application to black sea bass. Can. J. Fish. </w:t>
+      </w:r>
+      <w:proofErr w:type="spellStart"/>
+      <w:r>
+        <w:t>Aquat</w:t>
+      </w:r>
+      <w:proofErr w:type="spellEnd"/>
+      <w:r>
+        <w:t xml:space="preserve">. Sci. </w:t>
       </w:r>
       <w:r>
         <w:t>82</w:t>
@@ -12056,7 +12440,7 @@
       <w:r>
         <w:t xml:space="preserve"> </w:t>
       </w:r>
-      <w:hyperlink r:id="rId109" w:history="1">
+      <w:hyperlink r:id="rId108" w:history="1">
         <w:r>
           <w:rPr>
             <w:rStyle w:val="Hyperlink"/>
@@ -12070,9 +12454,17 @@
         <w:pStyle w:val="NormalWeb"/>
       </w:pPr>
       <w:r>
-        <w:t xml:space="preserve">Perretti, C.T., Deroba, J.J., and Legault, C.M. 2020. Simulation testing methods for estimating misreported catch in a state-space stock assessment model. ICES J. Mar. Sci. 77: 911–920. </w:t>
-      </w:r>
-      <w:hyperlink r:id="rId110" w:history="1">
+        <w:t xml:space="preserve">Perretti, C.T., </w:t>
+      </w:r>
+      <w:proofErr w:type="spellStart"/>
+      <w:r>
+        <w:t>Deroba</w:t>
+      </w:r>
+      <w:proofErr w:type="spellEnd"/>
+      <w:r>
+        <w:t xml:space="preserve">, J.J., and Legault, C.M. 2020. Simulation testing methods for estimating misreported catch in a state-space stock assessment model. ICES J. Mar. Sci. 77: 911–920. </w:t>
+      </w:r>
+      <w:hyperlink r:id="rId109" w:history="1">
         <w:r>
           <w:rPr>
             <w:rStyle w:val="Hyperlink"/>
@@ -12088,7 +12480,7 @@
       <w:r>
         <w:t xml:space="preserve">Punt, A.E., Dunn, A., Elvarsson, B.P., Hampton, J., Hoyle, S.D., Maunder, M.N., Methot, R.D., and Nielsen, A. 2020. Essential features of the next-generation stock assessment package: a perspective. Fish. Res. 229: 105617. </w:t>
       </w:r>
-      <w:hyperlink r:id="rId111" w:tgtFrame="_blank" w:tooltip="Persistent link using digital object identifier" w:history="1">
+      <w:hyperlink r:id="rId110" w:tgtFrame="_blank" w:tooltip="Persistent link using digital object identifier" w:history="1">
         <w:r>
           <w:rPr>
             <w:rStyle w:val="anchor-text"/>
@@ -12106,7 +12498,7 @@
       <w:r>
         <w:t xml:space="preserve">Punt, A.E. 2017. Strategic management decision-making in a complex world: quantifying, understanding, and using trade-offs. ICES J. Mar. Sci. 74: 499–510. </w:t>
       </w:r>
-      <w:hyperlink r:id="rId112" w:history="1">
+      <w:hyperlink r:id="rId111" w:history="1">
         <w:r>
           <w:rPr>
             <w:rStyle w:val="Hyperlink"/>
@@ -12120,9 +12512,17 @@
         <w:pStyle w:val="NormalWeb"/>
       </w:pPr>
       <w:r>
-        <w:t xml:space="preserve">Punt, A.E., and Smith, A.D.M. 1999. Harvest strategy evaluation for the eastern stock of gemfish (Rexea solandri). ICES J. Mar. Sci. 56: 860–875. </w:t>
-      </w:r>
-      <w:hyperlink r:id="rId113" w:history="1">
+        <w:t>Punt, A.E., and Smith, A.D.M. 1999. Harvest strategy evaluation for the eastern stock of gemfish (</w:t>
+      </w:r>
+      <w:proofErr w:type="spellStart"/>
+      <w:r>
+        <w:t>Rexea</w:t>
+      </w:r>
+      <w:proofErr w:type="spellEnd"/>
+      <w:r>
+        <w:t xml:space="preserve"> solandri). ICES J. Mar. Sci. 56: 860–875. </w:t>
+      </w:r>
+      <w:hyperlink r:id="rId112" w:history="1">
         <w:r>
           <w:rPr>
             <w:rStyle w:val="Hyperlink"/>
@@ -12136,9 +12536,17 @@
         <w:pStyle w:val="NormalWeb"/>
       </w:pPr>
       <w:r>
-        <w:t xml:space="preserve">Punt, A.E., Butterworth, D.S., de Moor, C.L., De Oliveira, J.A., and Haddon, M. 2016. Management strategy evaluation: best practices. Fish Fish. 17: 303–334. </w:t>
-      </w:r>
-      <w:hyperlink r:id="rId114" w:tgtFrame="_new" w:history="1">
+        <w:t xml:space="preserve">Punt, A.E., Butterworth, D.S., de Moor, C.L., De Oliveira, J.A., and Haddon, M. 2016. Management strategy evaluation: best practices. Fish </w:t>
+      </w:r>
+      <w:proofErr w:type="spellStart"/>
+      <w:r>
+        <w:t>Fish</w:t>
+      </w:r>
+      <w:proofErr w:type="spellEnd"/>
+      <w:r>
+        <w:t xml:space="preserve">. 17: 303–334. </w:t>
+      </w:r>
+      <w:hyperlink r:id="rId113" w:tgtFrame="_new" w:history="1">
         <w:r>
           <w:rPr>
             <w:rStyle w:val="Hyperlink"/>
@@ -12169,10 +12577,15 @@
       <w:pPr>
         <w:pStyle w:val="NormalWeb"/>
       </w:pPr>
-      <w:r>
-        <w:t xml:space="preserve">Smedbol, R.K., and Stephenson, R. 2001. The importance of managing within-species diversity in cod and herring fisheries of the north-western Atlantic. J. Fish Biol. 59: 109–128. </w:t>
-      </w:r>
-      <w:hyperlink r:id="rId115" w:history="1">
+      <w:proofErr w:type="spellStart"/>
+      <w:r>
+        <w:t>Smedbol</w:t>
+      </w:r>
+      <w:proofErr w:type="spellEnd"/>
+      <w:r>
+        <w:t xml:space="preserve">, R.K., and Stephenson, R. 2001. The importance of managing within-species diversity in cod and herring fisheries of the north-western Atlantic. J. Fish Biol. 59: 109–128. </w:t>
+      </w:r>
+      <w:hyperlink r:id="rId114" w:history="1">
         <w:r>
           <w:rPr>
             <w:rStyle w:val="Hyperlink"/>
@@ -12186,9 +12599,17 @@
         <w:pStyle w:val="NormalWeb"/>
       </w:pPr>
       <w:r>
-        <w:t xml:space="preserve">Smith, J.A., Tommasi, D., Welch, H., Hazen, E.L., Sweeney, J., Brodie, S., Muhling, B., Stohs, S.M., and Jacox, M.G. 2021. Comparing dynamic and static time-area closures for bycatch mitigation: a management strategy evaluation of a swordfish fishery. Front. Mar. Sci. 8: 630607. </w:t>
-      </w:r>
-      <w:hyperlink r:id="rId116" w:history="1">
+        <w:t xml:space="preserve">Smith, J.A., Tommasi, D., Welch, H., Hazen, E.L., Sweeney, J., Brodie, S., </w:t>
+      </w:r>
+      <w:proofErr w:type="spellStart"/>
+      <w:r>
+        <w:t>Muhling</w:t>
+      </w:r>
+      <w:proofErr w:type="spellEnd"/>
+      <w:r>
+        <w:t xml:space="preserve">, B., Stohs, S.M., and Jacox, M.G. 2021. Comparing dynamic and static time-area closures for bycatch mitigation: a management strategy evaluation of a swordfish fishery. Front. Mar. Sci. 8: 630607. </w:t>
+      </w:r>
+      <w:hyperlink r:id="rId115" w:history="1">
         <w:r>
           <w:rPr>
             <w:rStyle w:val="Hyperlink"/>
@@ -12204,7 +12625,7 @@
       <w:r>
         <w:t xml:space="preserve">Stock, B.C., and Miller, T.J. 2021. The Woods Hole Assessment Model (WHAM): a general state-space assessment framework that incorporates time- and age-varying processes via random effects and links to environmental covariates. Fish. Res. 240: 105967. </w:t>
       </w:r>
-      <w:hyperlink r:id="rId117" w:tgtFrame="_blank" w:tooltip="Persistent link using digital object identifier" w:history="1">
+      <w:hyperlink r:id="rId116" w:tgtFrame="_blank" w:tooltip="Persistent link using digital object identifier" w:history="1">
         <w:r>
           <w:rPr>
             <w:rStyle w:val="anchor-text"/>
@@ -12223,7 +12644,7 @@
         <w:lastRenderedPageBreak/>
         <w:t xml:space="preserve">Stock, B.C., Xu, H., Miller, T.J., Thorson, J.T., and Nye, J.A. 2021. Implementing two-dimensional autocorrelation in either survival or natural mortality improves a state-space assessment model for Southern New England–Mid Atlantic yellowtail flounder. Fish. Res. 237: 105873. </w:t>
       </w:r>
-      <w:hyperlink r:id="rId118" w:tgtFrame="_blank" w:tooltip="Persistent link using digital object identifier" w:history="1">
+      <w:hyperlink r:id="rId117" w:tgtFrame="_blank" w:tooltip="Persistent link using digital object identifier" w:history="1">
         <w:r>
           <w:rPr>
             <w:rStyle w:val="anchor-text"/>
@@ -12239,9 +12660,17 @@
         <w:pStyle w:val="NormalWeb"/>
       </w:pPr>
       <w:r>
-        <w:t xml:space="preserve">Wiedenmann, J., Wilberg, M., Sylvia, A., and Miller, T. 2017. An evaluation of acceptable biological catch (ABC) harvest control rules designed to limit overfishing. Can. J. Fish. Aquat. Sci. 74: 1028–1040. </w:t>
-      </w:r>
-      <w:hyperlink r:id="rId119" w:history="1">
+        <w:t xml:space="preserve">Wiedenmann, J., Wilberg, M., Sylvia, A., and Miller, T. 2017. An evaluation of acceptable biological catch (ABC) harvest control rules designed to limit overfishing. Can. J. Fish. </w:t>
+      </w:r>
+      <w:proofErr w:type="spellStart"/>
+      <w:r>
+        <w:t>Aquat</w:t>
+      </w:r>
+      <w:proofErr w:type="spellEnd"/>
+      <w:r>
+        <w:t xml:space="preserve">. Sci. 74: 1028–1040. </w:t>
+      </w:r>
+      <w:hyperlink r:id="rId118" w:history="1">
         <w:r>
           <w:rPr>
             <w:rStyle w:val="Hyperlink"/>
@@ -12252,9 +12681,17 @@
     </w:p>
     <w:p>
       <w:r>
-        <w:t xml:space="preserve">Ying, Y., Chen, Y., Lin, L., and Gao, T. 2011. Risks of ignoring fish population spatial structure in fisheries management. Can. J. Fish. Aquat. Sci. 68: 2101–2120. </w:t>
-      </w:r>
-      <w:hyperlink r:id="rId120" w:history="1">
+        <w:t xml:space="preserve">Ying, Y., Chen, Y., Lin, L., and Gao, T. 2011. Risks of ignoring fish population spatial structure in fisheries management. Can. J. Fish. </w:t>
+      </w:r>
+      <w:proofErr w:type="spellStart"/>
+      <w:r>
+        <w:t>Aquat</w:t>
+      </w:r>
+      <w:proofErr w:type="spellEnd"/>
+      <w:r>
+        <w:t xml:space="preserve">. Sci. 68: 2101–2120. </w:t>
+      </w:r>
+      <w:hyperlink r:id="rId119" w:history="1">
         <w:r>
           <w:rPr>
             <w:rStyle w:val="Hyperlink"/>
@@ -12267,7 +12704,7 @@
       <w:r>
         <w:t xml:space="preserve">Zhang, Y., Goethel, D.R., Smith, M.W., Picariello, L., Chen, Y., Li, Y., and Agar, J. 2024. A web-based decision support tool for performing management strategy evaluation on the Gulf of Mexico red snapper resource. Ecol. Inform. 82: 102756. </w:t>
       </w:r>
-      <w:hyperlink r:id="rId121" w:history="1">
+      <w:hyperlink r:id="rId120" w:history="1">
         <w:r>
           <w:rPr>
             <w:rStyle w:val="Hyperlink"/>
@@ -13529,7 +13966,27 @@
                 <w:sz w:val="16"/>
                 <w:szCs w:val="16"/>
               </w:rPr>
-              <w:t>Supports the full range of spatial and population structures (PAN, FAA, SEP, SpD, SpE)</w:t>
+              <w:t xml:space="preserve">Supports the full range of spatial and population structures (PAN, FAA, SEP, </w:t>
+            </w:r>
+            <w:proofErr w:type="spellStart"/>
+            <w:r>
+              <w:rPr>
+                <w:rFonts w:ascii="Times New Roman" w:hAnsi="Times New Roman"/>
+                <w:color w:val="000000"/>
+                <w:sz w:val="16"/>
+                <w:szCs w:val="16"/>
+              </w:rPr>
+              <w:t>SpD</w:t>
+            </w:r>
+            <w:proofErr w:type="spellEnd"/>
+            <w:r>
+              <w:rPr>
+                <w:rFonts w:ascii="Times New Roman" w:hAnsi="Times New Roman"/>
+                <w:color w:val="000000"/>
+                <w:sz w:val="16"/>
+                <w:szCs w:val="16"/>
+              </w:rPr>
+              <w:t>, SpE)</w:t>
             </w:r>
             <w:r>
               <w:rPr>
@@ -14978,7 +15435,27 @@
                 <w:sz w:val="16"/>
                 <w:szCs w:val="16"/>
               </w:rPr>
-              <w:t>Spatially Disaggregated (SpD)</w:t>
+              <w:t>Spatially Disaggregated (</w:t>
+            </w:r>
+            <w:proofErr w:type="spellStart"/>
+            <w:r>
+              <w:rPr>
+                <w:rFonts w:ascii="Times New Roman" w:hAnsi="Times New Roman"/>
+                <w:bCs/>
+                <w:sz w:val="16"/>
+                <w:szCs w:val="16"/>
+              </w:rPr>
+              <w:t>SpD</w:t>
+            </w:r>
+            <w:proofErr w:type="spellEnd"/>
+            <w:r>
+              <w:rPr>
+                <w:rFonts w:ascii="Times New Roman" w:hAnsi="Times New Roman"/>
+                <w:bCs/>
+                <w:sz w:val="16"/>
+                <w:szCs w:val="16"/>
+              </w:rPr>
+              <w:t>)</w:t>
             </w:r>
           </w:p>
         </w:tc>
@@ -18683,7 +19160,23 @@
                 <w:sz w:val="16"/>
                 <w:szCs w:val="16"/>
               </w:rPr>
-              <w:t>Spatially Disaggregated (SpD)</w:t>
+              <w:t>Spatially Disaggregated (</w:t>
+            </w:r>
+            <w:proofErr w:type="spellStart"/>
+            <w:r>
+              <w:rPr>
+                <w:sz w:val="16"/>
+                <w:szCs w:val="16"/>
+              </w:rPr>
+              <w:t>SpD</w:t>
+            </w:r>
+            <w:proofErr w:type="spellEnd"/>
+            <w:r>
+              <w:rPr>
+                <w:sz w:val="16"/>
+                <w:szCs w:val="16"/>
+              </w:rPr>
+              <w:t>)</w:t>
             </w:r>
           </w:p>
         </w:tc>
@@ -19437,7 +19930,7 @@
           <w:noProof/>
         </w:rPr>
         <w:drawing>
-          <wp:inline distT="0" distB="0" distL="0" distR="0" wp14:anchorId="3342D831" wp14:editId="1B43DC03">
+          <wp:inline distT="0" distB="0" distL="0" distR="0" wp14:anchorId="3342D831" wp14:editId="21121ADD">
             <wp:extent cx="5002738" cy="5854700"/>
             <wp:effectExtent l="0" t="0" r="7620" b="0"/>
             <wp:docPr id="1239159574" name="Picture 2"/>
@@ -19454,7 +19947,7 @@
                     </pic:cNvPicPr>
                   </pic:nvPicPr>
                   <pic:blipFill>
-                    <a:blip r:embed="rId122" cstate="print">
+                    <a:blip r:embed="rId121" cstate="print">
                       <a:extLst>
                         <a:ext uri="{28A0092B-C50C-407E-A947-70E740481C1C}">
                           <a14:useLocalDpi xmlns:a14="http://schemas.microsoft.com/office/drawing/2010/main" val="0"/>
@@ -19581,7 +20074,7 @@
                     </pic:cNvPicPr>
                   </pic:nvPicPr>
                   <pic:blipFill>
-                    <a:blip r:embed="rId123">
+                    <a:blip r:embed="rId122">
                       <a:extLst>
                         <a:ext uri="{28A0092B-C50C-407E-A947-70E740481C1C}">
                           <a14:useLocalDpi xmlns:a14="http://schemas.microsoft.com/office/drawing/2010/main" val="0"/>
@@ -19649,7 +20142,7 @@
                     </pic:cNvPicPr>
                   </pic:nvPicPr>
                   <pic:blipFill>
-                    <a:blip r:embed="rId124" cstate="print">
+                    <a:blip r:embed="rId123" cstate="print">
                       <a:extLst>
                         <a:ext uri="{28A0092B-C50C-407E-A947-70E740481C1C}">
                           <a14:useLocalDpi xmlns:a14="http://schemas.microsoft.com/office/drawing/2010/main" val="0"/>
@@ -19835,7 +20328,7 @@
                     <pic:cNvPicPr preferRelativeResize="0"/>
                   </pic:nvPicPr>
                   <pic:blipFill>
-                    <a:blip r:embed="rId125"/>
+                    <a:blip r:embed="rId124"/>
                     <a:srcRect/>
                     <a:stretch>
                       <a:fillRect/>
@@ -19911,7 +20404,7 @@
                     <pic:cNvPicPr/>
                   </pic:nvPicPr>
                   <pic:blipFill>
-                    <a:blip r:embed="rId126" cstate="print">
+                    <a:blip r:embed="rId125" cstate="print">
                       <a:extLst>
                         <a:ext uri="{28A0092B-C50C-407E-A947-70E740481C1C}">
                           <a14:useLocalDpi xmlns:a14="http://schemas.microsoft.com/office/drawing/2010/main" val="0"/>
@@ -19995,7 +20488,15 @@
         <w:t xml:space="preserve"> (grey background). </w:t>
       </w:r>
       <w:r>
-        <w:t xml:space="preserve">Five candidate estimation models (EMs) are evaluated: Panmictic (PAN), Fleets-as-Areas (FAA), Spatially Disaggregated (SpD), Spatially Explicit with Fixed Movement (SpE-F), and Spatially Explicit with Movement Estimated (SpE-E), each differing in spatial structure and movement assumptions. Projected catch from each candidate EM is passed to the catch apportionment module, which generates fleet-specific catch advice that feeds back to the OM to update population dynamics. </w:t>
+        <w:t>Five candidate estimation models (EMs) are evaluated: Panmictic (PAN), Fleets-as-Areas (FAA), Spatially Disaggregated (</w:t>
+      </w:r>
+      <w:proofErr w:type="spellStart"/>
+      <w:r>
+        <w:t>SpD</w:t>
+      </w:r>
+      <w:proofErr w:type="spellEnd"/>
+      <w:r>
+        <w:t xml:space="preserve">), Spatially Explicit with Fixed Movement (SpE-F), and Spatially Explicit with Movement Estimated (SpE-E), each differing in spatial structure and movement assumptions. Projected catch from each candidate EM is passed to the catch apportionment module, which generates fleet-specific catch advice that feeds back to the OM to update population dynamics. </w:t>
       </w:r>
     </w:p>
     <w:p>
@@ -20020,7 +20521,7 @@
                     <pic:cNvPicPr/>
                   </pic:nvPicPr>
                   <pic:blipFill>
-                    <a:blip r:embed="rId127" cstate="print">
+                    <a:blip r:embed="rId126" cstate="print">
                       <a:extLst>
                         <a:ext uri="{28A0092B-C50C-407E-A947-70E740481C1C}">
                           <a14:useLocalDpi xmlns:a14="http://schemas.microsoft.com/office/drawing/2010/main" val="0"/>
@@ -20108,7 +20609,7 @@
                     <pic:cNvPicPr/>
                   </pic:nvPicPr>
                   <pic:blipFill>
-                    <a:blip r:embed="rId128" cstate="print">
+                    <a:blip r:embed="rId127" cstate="print">
                       <a:extLst>
                         <a:ext uri="{28A0092B-C50C-407E-A947-70E740481C1C}">
                           <a14:useLocalDpi xmlns:a14="http://schemas.microsoft.com/office/drawing/2010/main" val="0"/>
@@ -20188,7 +20689,7 @@
                     <pic:cNvPicPr/>
                   </pic:nvPicPr>
                   <pic:blipFill>
-                    <a:blip r:embed="rId129" cstate="print">
+                    <a:blip r:embed="rId128" cstate="print">
                       <a:extLst>
                         <a:ext uri="{28A0092B-C50C-407E-A947-70E740481C1C}">
                           <a14:useLocalDpi xmlns:a14="http://schemas.microsoft.com/office/drawing/2010/main" val="0"/>
@@ -24432,7 +24933,6 @@
   <w:style w:type="character" w:default="1" w:styleId="DefaultParagraphFont">
     <w:name w:val="Default Paragraph Font"/>
     <w:uiPriority w:val="1"/>
-    <w:semiHidden/>
     <w:unhideWhenUsed/>
   </w:style>
   <w:style w:type="table" w:default="1" w:styleId="TableNormal">

--- a/SPASAM-MSE-Preprint.docx
+++ b/SPASAM-MSE-Preprint.docx
@@ -1098,7 +1098,15 @@
         <w:t>e</w:t>
       </w:r>
       <w:r>
-        <w:t xml:space="preserve"> the impact of a given management procedure before actually implementing it in </w:t>
+        <w:t xml:space="preserve"> the impact of a given management procedure before </w:t>
+      </w:r>
+      <w:proofErr w:type="gramStart"/>
+      <w:r>
+        <w:t>actually implementing</w:t>
+      </w:r>
+      <w:proofErr w:type="gramEnd"/>
+      <w:r>
+        <w:t xml:space="preserve"> it in </w:t>
       </w:r>
       <w:r>
         <w:t xml:space="preserve">the </w:t>
@@ -2626,8 +2634,16 @@
         <w:rPr>
           <w:color w:val="000000"/>
         </w:rPr>
-        <w:t>The tools</w:t>
-      </w:r>
+        <w:t xml:space="preserve">The </w:t>
+      </w:r>
+      <w:proofErr w:type="gramStart"/>
+      <w:r>
+        <w:rPr>
+          <w:color w:val="000000"/>
+        </w:rPr>
+        <w:t>tools</w:t>
+      </w:r>
+      <w:proofErr w:type="gramEnd"/>
       <w:r>
         <w:rPr>
           <w:color w:val="000000"/>
@@ -2780,7 +2796,15 @@
         <w:t>’</w:t>
       </w:r>
       <w:r>
-        <w:t xml:space="preserve"> period at which time the full MSE closed loop management simulations begin</w:t>
+        <w:t xml:space="preserve"> period at which time the full </w:t>
+      </w:r>
+      <w:proofErr w:type="gramStart"/>
+      <w:r>
+        <w:t>MSE closed</w:t>
+      </w:r>
+      <w:proofErr w:type="gramEnd"/>
+      <w:r>
+        <w:t xml:space="preserve"> loop management simulations begin</w:t>
       </w:r>
       <w:r>
         <w:t xml:space="preserve"> and the desired management procedure</w:t>
@@ -3058,7 +3082,15 @@
         <w:t xml:space="preserve">The </w:t>
       </w:r>
       <w:r>
-        <w:t xml:space="preserve">WHAM provides the flexibility, extensibility, advanced state-space modeling features, and spatially explicit modeling capabilities needed to support SPASAM-MSE's objectives. </w:t>
+        <w:t xml:space="preserve">WHAM provides </w:t>
+      </w:r>
+      <w:proofErr w:type="gramStart"/>
+      <w:r>
+        <w:t>the flexibility</w:t>
+      </w:r>
+      <w:proofErr w:type="gramEnd"/>
+      <w:r>
+        <w:t xml:space="preserve">, extensibility, advanced state-space modeling features, and spatially explicit modeling capabilities needed to support SPASAM-MSE's objectives. </w:t>
       </w:r>
       <w:r>
         <w:t>WHAM</w:t>
@@ -3324,7 +3356,35 @@
         <w:rPr>
           <w:lang w:eastAsia="zh-CN"/>
         </w:rPr>
-        <w:t>defines population dynamics using a flexible temporal structure, in which each year is divided into user-defined seasonal time steps. A single time step per year is also supported for models without seasonal dynamics. Both the number and duration of seasonal steps can be specified by the user, allowing the model to accommodate a range of biological or fishery time scales. Key demographic and fishery processes</w:t>
+        <w:t xml:space="preserve">defines population dynamics using a flexible temporal structure, in which each year is divided into user-defined seasonal time steps. A </w:t>
+      </w:r>
+      <w:proofErr w:type="gramStart"/>
+      <w:r>
+        <w:rPr>
+          <w:lang w:eastAsia="zh-CN"/>
+        </w:rPr>
+        <w:t>single time</w:t>
+      </w:r>
+      <w:proofErr w:type="gramEnd"/>
+      <w:r>
+        <w:rPr>
+          <w:lang w:eastAsia="zh-CN"/>
+        </w:rPr>
+        <w:t xml:space="preserve"> step per year is also supported </w:t>
+      </w:r>
+      <w:proofErr w:type="gramStart"/>
+      <w:r>
+        <w:rPr>
+          <w:lang w:eastAsia="zh-CN"/>
+        </w:rPr>
+        <w:t>for</w:t>
+      </w:r>
+      <w:proofErr w:type="gramEnd"/>
+      <w:r>
+        <w:rPr>
+          <w:lang w:eastAsia="zh-CN"/>
+        </w:rPr>
+        <w:t xml:space="preserve"> models without seasonal dynamics. Both the number and duration of seasonal steps can be specified by the user, allowing the model to accommodate a range of biological or fishery time scales. Key demographic and fishery processes</w:t>
       </w:r>
       <w:r>
         <w:rPr>
@@ -3747,7 +3807,25 @@
           <w:color w:val="000000"/>
           <w:lang w:eastAsia="zh-CN"/>
         </w:rPr>
-        <w:t>all fish in a given region are</w:t>
+        <w:t xml:space="preserve">all fish </w:t>
+      </w:r>
+      <w:proofErr w:type="gramStart"/>
+      <w:r>
+        <w:rPr>
+          <w:rFonts w:eastAsia="Times New Roman"/>
+          <w:color w:val="000000"/>
+          <w:lang w:eastAsia="zh-CN"/>
+        </w:rPr>
+        <w:t>in a given</w:t>
+      </w:r>
+      <w:proofErr w:type="gramEnd"/>
+      <w:r>
+        <w:rPr>
+          <w:rFonts w:eastAsia="Times New Roman"/>
+          <w:color w:val="000000"/>
+          <w:lang w:eastAsia="zh-CN"/>
+        </w:rPr>
+        <w:t xml:space="preserve"> region are</w:t>
       </w:r>
       <w:r>
         <w:rPr>
@@ -4190,7 +4268,21 @@
         <w:rPr>
           <w:color w:val="000000"/>
         </w:rPr>
-        <w:t xml:space="preserve"> and movement behavior becomes more complex, input preparation can become tedious and error-prone. To simplify this process, an R Shiny application built into SPASAM-MSE was developed to assist users in setting up movement configurations</w:t>
+        <w:t xml:space="preserve"> and movement behavior becomes more complex, input preparation can become tedious and </w:t>
+      </w:r>
+      <w:proofErr w:type="gramStart"/>
+      <w:r>
+        <w:rPr>
+          <w:color w:val="000000"/>
+        </w:rPr>
+        <w:t>error-prone</w:t>
+      </w:r>
+      <w:proofErr w:type="gramEnd"/>
+      <w:r>
+        <w:rPr>
+          <w:color w:val="000000"/>
+        </w:rPr>
+        <w:t>. To simplify this process, an R Shiny application built into SPASAM-MSE was developed to assist users in setting up movement configurations</w:t>
       </w:r>
       <w:r>
         <w:rPr>
@@ -4610,7 +4702,25 @@
           <w:color w:val="000000"/>
           <w:lang w:eastAsia="zh-CN"/>
         </w:rPr>
-        <w:t>. Users can set a random number seed, and the model will automatically generate random effects according to the specified error structure (e.g., independent or autocorrelated). Random effects can be applied to biological and fishery processes such as recruitment, numbers-at-age transitions, natural mortality, selectivity, survey catchability, and movement, allowing direct control over the magnitude and structure of simulated variability across populations, regions, ages, and seasons.</w:t>
+        <w:t xml:space="preserve">. Users can set a random </w:t>
+      </w:r>
+      <w:proofErr w:type="gramStart"/>
+      <w:r>
+        <w:rPr>
+          <w:rFonts w:eastAsia="Times New Roman"/>
+          <w:color w:val="000000"/>
+          <w:lang w:eastAsia="zh-CN"/>
+        </w:rPr>
+        <w:t>number</w:t>
+      </w:r>
+      <w:proofErr w:type="gramEnd"/>
+      <w:r>
+        <w:rPr>
+          <w:rFonts w:eastAsia="Times New Roman"/>
+          <w:color w:val="000000"/>
+          <w:lang w:eastAsia="zh-CN"/>
+        </w:rPr>
+        <w:t xml:space="preserve"> seed, and the model will automatically generate random effects according to the specified error structure (e.g., independent or autocorrelated). Random effects can be applied to biological and fishery processes such as recruitment, numbers-at-age transitions, natural mortality, selectivity, survey catchability, and movement, allowing direct control over the magnitude and structure of simulated variability across populations, regions, ages, and seasons.</w:t>
       </w:r>
     </w:p>
     <w:p>
@@ -5999,7 +6109,21 @@
           <w:rFonts w:eastAsia="Times New Roman"/>
         </w:rPr>
         <w:lastRenderedPageBreak/>
-        <w:t xml:space="preserve">In a single-region panmictic model (e.g., </w:t>
+        <w:t xml:space="preserve">In a </w:t>
+      </w:r>
+      <w:proofErr w:type="gramStart"/>
+      <w:r>
+        <w:rPr>
+          <w:rFonts w:eastAsia="Times New Roman"/>
+        </w:rPr>
+        <w:t>single-region</w:t>
+      </w:r>
+      <w:proofErr w:type="gramEnd"/>
+      <w:r>
+        <w:rPr>
+          <w:rFonts w:eastAsia="Times New Roman"/>
+        </w:rPr>
+        <w:t xml:space="preserve"> panmictic model (e.g., </w:t>
       </w:r>
       <w:r>
         <w:rPr>
@@ -6031,7 +6155,21 @@
         <w:rPr>
           <w:rFonts w:eastAsia="Times New Roman"/>
         </w:rPr>
-        <w:t xml:space="preserve">), only one SPR is calculated, which by definition serves as the global BRP. Similarly, in </w:t>
+        <w:t xml:space="preserve">), only one SPR is calculated, which </w:t>
+      </w:r>
+      <w:proofErr w:type="gramStart"/>
+      <w:r>
+        <w:rPr>
+          <w:rFonts w:eastAsia="Times New Roman"/>
+        </w:rPr>
+        <w:t>by definition serves</w:t>
+      </w:r>
+      <w:proofErr w:type="gramEnd"/>
+      <w:r>
+        <w:rPr>
+          <w:rFonts w:eastAsia="Times New Roman"/>
+        </w:rPr>
+        <w:t xml:space="preserve"> as the global BRP. Similarly, in </w:t>
       </w:r>
       <w:r>
         <w:rPr>
@@ -6331,7 +6469,21 @@
         <w:rPr>
           <w:rFonts w:eastAsia="Times New Roman"/>
         </w:rPr>
-        <w:t xml:space="preserve"> in a given region may affect multiple populations that reside in or migrate through </w:t>
+        <w:t xml:space="preserve"> </w:t>
+      </w:r>
+      <w:proofErr w:type="gramStart"/>
+      <w:r>
+        <w:rPr>
+          <w:rFonts w:eastAsia="Times New Roman"/>
+        </w:rPr>
+        <w:t>in a given</w:t>
+      </w:r>
+      <w:proofErr w:type="gramEnd"/>
+      <w:r>
+        <w:rPr>
+          <w:rFonts w:eastAsia="Times New Roman"/>
+        </w:rPr>
+        <w:t xml:space="preserve"> region may affect multiple populations that reside in or migrate through </w:t>
       </w:r>
       <w:r>
         <w:rPr>
@@ -7464,7 +7616,15 @@
         <w:t xml:space="preserve">available options in </w:t>
       </w:r>
       <w:r>
-        <w:t xml:space="preserve">Table 1). For EMs that incorporate process error, </w:t>
+        <w:t xml:space="preserve">Table 1). For EMs that incorporate process </w:t>
+      </w:r>
+      <w:proofErr w:type="gramStart"/>
+      <w:r>
+        <w:t>error</w:t>
+      </w:r>
+      <w:proofErr w:type="gramEnd"/>
+      <w:r>
+        <w:t xml:space="preserve">, </w:t>
       </w:r>
       <w:r>
         <w:t>users can specify whether the process errors continue into the projection periods</w:t>
@@ -7524,7 +7684,15 @@
         <w:t xml:space="preserve"> model, catch projections are </w:t>
       </w:r>
       <w:r>
-        <w:t>fleet-specific, and by definition only has one region</w:t>
+        <w:t xml:space="preserve">fleet-specific, and </w:t>
+      </w:r>
+      <w:proofErr w:type="gramStart"/>
+      <w:r>
+        <w:t>by definition only</w:t>
+      </w:r>
+      <w:proofErr w:type="gramEnd"/>
+      <w:r>
+        <w:t xml:space="preserve"> has one region</w:t>
       </w:r>
       <w:r>
         <w:t xml:space="preserve">. In contrast, the </w:t>
@@ -8167,7 +8335,21 @@
         <w:rPr>
           <w:color w:val="000000"/>
         </w:rPr>
-        <w:t xml:space="preserve">The user must specify the number of replicates to run for each MSE scenario, with each replicate using a unique random number seed to generate a distinct realization of stochastic processes. These seeds are stored to ensure consistency and reproducibility across scenarios, enabling direct comparisons </w:t>
+        <w:t xml:space="preserve">The user must specify the number of replicates to run for each MSE scenario, with each replicate using a unique random </w:t>
+      </w:r>
+      <w:proofErr w:type="gramStart"/>
+      <w:r>
+        <w:rPr>
+          <w:color w:val="000000"/>
+        </w:rPr>
+        <w:t>number</w:t>
+      </w:r>
+      <w:proofErr w:type="gramEnd"/>
+      <w:r>
+        <w:rPr>
+          <w:color w:val="000000"/>
+        </w:rPr>
+        <w:t xml:space="preserve"> seed to generate a distinct realization of stochastic processes. These seeds are stored to ensure consistency and reproducibility across scenarios, enabling direct comparisons </w:t>
       </w:r>
       <w:r>
         <w:rPr>
@@ -8287,7 +8469,21 @@
         <w:rPr>
           <w:color w:val="000000"/>
         </w:rPr>
-        <w:t xml:space="preserve">, the use of self-weighting likelihoods for age composition data introduces extra distributional parameters that expand quickly as more fleets and surveys are included. These modeling choices can greatly increase runtime and may render some scenarios impractical to run on standard computing hardware. </w:t>
+        <w:t>, the use of self-</w:t>
+      </w:r>
+      <w:proofErr w:type="gramStart"/>
+      <w:r>
+        <w:rPr>
+          <w:color w:val="000000"/>
+        </w:rPr>
+        <w:t>weighting</w:t>
+      </w:r>
+      <w:proofErr w:type="gramEnd"/>
+      <w:r>
+        <w:rPr>
+          <w:color w:val="000000"/>
+        </w:rPr>
+        <w:t xml:space="preserve"> likelihoods for age composition data introduces extra distributional parameters that expand quickly as more fleets and surveys are included. These modeling choices can greatly increase runtime and may render some scenarios impractical to run on standard computing hardware. </w:t>
       </w:r>
     </w:p>
     <w:p>
@@ -8852,7 +9048,25 @@
           <w:color w:val="000000"/>
           <w:lang w:eastAsia="zh-CN"/>
         </w:rPr>
-        <w:t>mean, with deviations following an independent and identically distributed (IID) log-normal distribution with a standard deviation of 0.8.</w:t>
+        <w:t xml:space="preserve">mean, with deviations following an independent and identically distributed (IID) </w:t>
+      </w:r>
+      <w:proofErr w:type="gramStart"/>
+      <w:r>
+        <w:rPr>
+          <w:rFonts w:eastAsia="Times New Roman"/>
+          <w:color w:val="000000"/>
+          <w:lang w:eastAsia="zh-CN"/>
+        </w:rPr>
+        <w:t>log</w:t>
+      </w:r>
+      <w:proofErr w:type="gramEnd"/>
+      <w:r>
+        <w:rPr>
+          <w:rFonts w:eastAsia="Times New Roman"/>
+          <w:color w:val="000000"/>
+          <w:lang w:eastAsia="zh-CN"/>
+        </w:rPr>
+        <w:t>-normal distribution with a standard deviation of 0.8.</w:t>
       </w:r>
       <w:r>
         <w:rPr>
@@ -8884,7 +9098,25 @@
           <w:color w:val="000000"/>
           <w:lang w:eastAsia="zh-CN"/>
         </w:rPr>
-        <w:t xml:space="preserve"> modeled as log-normal random processes with a standard deviation of 0.3 (the same for each population and region).</w:t>
+        <w:t xml:space="preserve"> modeled as </w:t>
+      </w:r>
+      <w:proofErr w:type="gramStart"/>
+      <w:r>
+        <w:rPr>
+          <w:rFonts w:eastAsia="Times New Roman"/>
+          <w:color w:val="000000"/>
+          <w:lang w:eastAsia="zh-CN"/>
+        </w:rPr>
+        <w:t>log</w:t>
+      </w:r>
+      <w:proofErr w:type="gramEnd"/>
+      <w:r>
+        <w:rPr>
+          <w:rFonts w:eastAsia="Times New Roman"/>
+          <w:color w:val="000000"/>
+          <w:lang w:eastAsia="zh-CN"/>
+        </w:rPr>
+        <w:t>-normal random processes with a standard deviation of 0.3 (the same for each population and region).</w:t>
       </w:r>
       <w:r>
         <w:rPr>
@@ -8916,7 +9148,25 @@
           <w:color w:val="000000"/>
           <w:lang w:eastAsia="zh-CN"/>
         </w:rPr>
-        <w:t xml:space="preserve"> to reflect realistic process uncertainty.</w:t>
+        <w:t xml:space="preserve"> to reflect </w:t>
+      </w:r>
+      <w:proofErr w:type="gramStart"/>
+      <w:r>
+        <w:rPr>
+          <w:rFonts w:eastAsia="Times New Roman"/>
+          <w:color w:val="000000"/>
+          <w:lang w:eastAsia="zh-CN"/>
+        </w:rPr>
+        <w:t>realistic process</w:t>
+      </w:r>
+      <w:proofErr w:type="gramEnd"/>
+      <w:r>
+        <w:rPr>
+          <w:rFonts w:eastAsia="Times New Roman"/>
+          <w:color w:val="000000"/>
+          <w:lang w:eastAsia="zh-CN"/>
+        </w:rPr>
+        <w:t xml:space="preserve"> uncertainty.</w:t>
       </w:r>
       <w:r>
         <w:rPr>
@@ -10557,7 +10807,15 @@
         <w:t xml:space="preserve">Additional applications include identifying trade-offs among management strategies under varying types of spatial movement dynamics, including </w:t>
       </w:r>
       <w:r>
-        <w:t>ontogenetic or environmentally-induced range shifts</w:t>
+        <w:t xml:space="preserve">ontogenetic or </w:t>
+      </w:r>
+      <w:proofErr w:type="gramStart"/>
+      <w:r>
+        <w:t>environmentally-induced</w:t>
+      </w:r>
+      <w:proofErr w:type="gramEnd"/>
+      <w:r>
+        <w:t xml:space="preserve"> range shifts</w:t>
       </w:r>
       <w:r>
         <w:t xml:space="preserve">. </w:t>
@@ -11095,13 +11353,29 @@
         <w:t xml:space="preserve"> Pub in Falmouth, MA, for providing a convivial atmosphere that fostered stimulating discussions and ultimately improved this research. </w:t>
       </w:r>
       <w:r>
-        <w:t>We particularly thank Stacey Hansen for her support of Chengxue Li’s work at Saltwater Inc.</w:t>
+        <w:t xml:space="preserve">We particularly thank Stacey Hansen for her support </w:t>
+      </w:r>
+      <w:proofErr w:type="gramStart"/>
+      <w:r>
+        <w:t>of</w:t>
+      </w:r>
+      <w:proofErr w:type="gramEnd"/>
+      <w:r>
+        <w:t xml:space="preserve"> Chengxue Li’s work at Saltwater Inc.</w:t>
       </w:r>
       <w:r>
         <w:t xml:space="preserve"> </w:t>
       </w:r>
       <w:r>
-        <w:t>The scientific results and conclusions, as well as any views or opinions expressed herein, are those of the authors and do not necessarily reflect those of NOAA, the U.S. Department of Commerce, or the authors’ affiliated organizations</w:t>
+        <w:t xml:space="preserve">The scientific results and conclusions, as well as any views or opinions expressed herein, are those of the authors and do not necessarily reflect those of NOAA, the U.S. Department of Commerce, or the </w:t>
+      </w:r>
+      <w:proofErr w:type="gramStart"/>
+      <w:r>
+        <w:t>authors’</w:t>
+      </w:r>
+      <w:proofErr w:type="gramEnd"/>
+      <w:r>
+        <w:t xml:space="preserve"> affiliated organizations</w:t>
       </w:r>
       <w:r>
         <w:t xml:space="preserve">. </w:t>
@@ -11112,7 +11386,15 @@
         <w:pStyle w:val="Heading1"/>
       </w:pPr>
       <w:r>
-        <w:t>Competing interests statement</w:t>
+        <w:t xml:space="preserve">Competing </w:t>
+      </w:r>
+      <w:proofErr w:type="gramStart"/>
+      <w:r>
+        <w:t>interests</w:t>
+      </w:r>
+      <w:proofErr w:type="gramEnd"/>
+      <w:r>
+        <w:t xml:space="preserve"> statement</w:t>
       </w:r>
     </w:p>
     <w:p>
@@ -12115,7 +12397,15 @@
     <w:p>
       <w:r>
         <w:lastRenderedPageBreak/>
-        <w:t xml:space="preserve">Goethel, D.R., Berger, A.M., Hoyle, S.D., et al. 2024. Drivin’ with your eyes closed: results from an international, blinded simulation experiment to evaluate spatial stock assessments. Fish </w:t>
+        <w:t xml:space="preserve">Goethel, D.R., Berger, A.M., Hoyle, S.D., et al. 2024. Drivin’ with your eyes closed: results from an international, </w:t>
+      </w:r>
+      <w:proofErr w:type="gramStart"/>
+      <w:r>
+        <w:t>blinded</w:t>
+      </w:r>
+      <w:proofErr w:type="gramEnd"/>
+      <w:r>
+        <w:t xml:space="preserve"> simulation experiment to evaluate spatial stock assessments. Fish </w:t>
       </w:r>
       <w:proofErr w:type="spellStart"/>
       <w:r>
@@ -13645,7 +13935,25 @@
                 <w:sz w:val="16"/>
                 <w:szCs w:val="16"/>
               </w:rPr>
-              <w:t>Module responsible for aggregating, filtering, and processing observational data for input to the assessment model.</w:t>
+              <w:t xml:space="preserve">Module </w:t>
+            </w:r>
+            <w:proofErr w:type="gramStart"/>
+            <w:r>
+              <w:rPr>
+                <w:rFonts w:ascii="Times New Roman" w:hAnsi="Times New Roman"/>
+                <w:sz w:val="16"/>
+                <w:szCs w:val="16"/>
+              </w:rPr>
+              <w:t>responsible</w:t>
+            </w:r>
+            <w:proofErr w:type="gramEnd"/>
+            <w:r>
+              <w:rPr>
+                <w:rFonts w:ascii="Times New Roman" w:hAnsi="Times New Roman"/>
+                <w:sz w:val="16"/>
+                <w:szCs w:val="16"/>
+              </w:rPr>
+              <w:t xml:space="preserve"> for aggregating, filtering, and processing observational data for input to the assessment model.</w:t>
             </w:r>
           </w:p>
         </w:tc>
@@ -16387,13 +16695,23 @@
                 <w:szCs w:val="16"/>
               </w:rPr>
             </w:pPr>
-            <w:r>
-              <w:rPr>
-                <w:rFonts w:ascii="Times New Roman" w:hAnsi="Times New Roman"/>
-                <w:sz w:val="16"/>
-                <w:szCs w:val="16"/>
-              </w:rPr>
-              <w:t>Observation Data Aggregation</w:t>
+            <w:proofErr w:type="gramStart"/>
+            <w:r>
+              <w:rPr>
+                <w:rFonts w:ascii="Times New Roman" w:hAnsi="Times New Roman"/>
+                <w:sz w:val="16"/>
+                <w:szCs w:val="16"/>
+              </w:rPr>
+              <w:t>Observation</w:t>
+            </w:r>
+            <w:proofErr w:type="gramEnd"/>
+            <w:r>
+              <w:rPr>
+                <w:rFonts w:ascii="Times New Roman" w:hAnsi="Times New Roman"/>
+                <w:sz w:val="16"/>
+                <w:szCs w:val="16"/>
+              </w:rPr>
+              <w:t xml:space="preserve"> Data Aggregation</w:t>
             </w:r>
           </w:p>
         </w:tc>
@@ -18790,7 +19108,23 @@
                 <w:sz w:val="16"/>
                 <w:szCs w:val="16"/>
               </w:rPr>
-              <w:t xml:space="preserve">; fully-selected </w:t>
+              <w:t xml:space="preserve">; </w:t>
+            </w:r>
+            <w:proofErr w:type="gramStart"/>
+            <w:r>
+              <w:rPr>
+                <w:sz w:val="16"/>
+                <w:szCs w:val="16"/>
+              </w:rPr>
+              <w:t>fully-selected</w:t>
+            </w:r>
+            <w:proofErr w:type="gramEnd"/>
+            <w:r>
+              <w:rPr>
+                <w:sz w:val="16"/>
+                <w:szCs w:val="16"/>
+              </w:rPr>
+              <w:t xml:space="preserve"> </w:t>
             </w:r>
             <w:r>
               <w:rPr>
@@ -19930,7 +20264,7 @@
           <w:noProof/>
         </w:rPr>
         <w:drawing>
-          <wp:inline distT="0" distB="0" distL="0" distR="0" wp14:anchorId="3342D831" wp14:editId="21121ADD">
+          <wp:inline distT="0" distB="0" distL="0" distR="0" wp14:anchorId="3342D831" wp14:editId="7268E887">
             <wp:extent cx="5002738" cy="5854700"/>
             <wp:effectExtent l="0" t="0" r="7620" b="0"/>
             <wp:docPr id="1239159574" name="Picture 2"/>
@@ -20645,7 +20979,15 @@
         <w:t xml:space="preserve">. </w:t>
       </w:r>
       <w:r>
-        <w:t xml:space="preserve">Kobe plot illustrating the </w:t>
+        <w:t xml:space="preserve">Kobe plot </w:t>
+      </w:r>
+      <w:proofErr w:type="gramStart"/>
+      <w:r>
+        <w:t>illustrating</w:t>
+      </w:r>
+      <w:proofErr w:type="gramEnd"/>
+      <w:r>
+        <w:t xml:space="preserve"> the </w:t>
       </w:r>
       <w:r>
         <w:t xml:space="preserve">global </w:t>
@@ -24933,6 +25275,7 @@
   <w:style w:type="character" w:default="1" w:styleId="DefaultParagraphFont">
     <w:name w:val="Default Paragraph Font"/>
     <w:uiPriority w:val="1"/>
+    <w:semiHidden/>
     <w:unhideWhenUsed/>
   </w:style>
   <w:style w:type="table" w:default="1" w:styleId="TableNormal">
